--- a/paper/nature_water/NatureWater_SI_v14.docx
+++ b/paper/nature_water/NatureWater_SI_v14.docx
@@ -3567,7 +3567,7 @@
           <w:i w:val="0"/>
           <w:sz w:val="22"/>
         </w:rPr>
-        <w:t xml:space="preserve"> The cross-model comparison (Fig. 4, Supplementary Table 1) uses governed agents with HumanCentric memory because this condition was run for all six models, whereas governed agents with window memory only were run for Gemma-3 4B. For Gemma-3 4B, both governed conditions produced identical behavioural diversity (0.636 ± 0.044; Table 2 reports the window-memory condition). The governance effect is attributable to the validator pipeline, which is identical across both governed conditions; the memory subsystem differs but does not alter governance rule application.</w:t>
+        <w:t xml:space="preserve"> The cross-model comparison (Fig. 4, Supplementary Table 1) uses governed agents with HumanCentric memory because this condition was run for all six models, whereas governed agents with window memory only were run for Gemma-3 4B. For Gemma-3 4B, both governed conditions produced identical behavioural diversity (0.636 ± 0.044; Extended Data Table 2 reports the window-memory condition). The governance effect is attributable to the validator pipeline, which is identical across both governed conditions; the memory subsystem differs but does not alter governance rule application.</w:t>
       </w:r>
     </w:p>
     <w:p>
@@ -5026,7 +5026,7 @@
                 <w:i/>
                 <w:sz w:val="18"/>
               </w:rPr>
-              <w:t>Blocked by demand_ceiling_stabilizer + high_threat_high_cope_no_increase.</w:t>
+              <w:t>Blocked by demand-ceiling rule + high_threat_high_cope_no_increase.</w:t>
             </w:r>
             <w:r>
               <w:rPr>
@@ -10226,7 +10226,7 @@
           <w:i w:val="0"/>
           <w:sz w:val="22"/>
         </w:rPr>
-        <w:t>Summary water-system outcomes are reported in main-text Table 1. This section provides additional detail.</w:t>
+        <w:t>Summary water-system outcomes are reported in Extended Data Table 1. This section provides additional detail.</w:t>
       </w:r>
     </w:p>
     <w:p>
@@ -10749,7 +10749,7 @@
                 <w:i w:val="0"/>
                 <w:sz w:val="18"/>
               </w:rPr>
-              <w:t>Percentage of agents increasing demand</w:t>
+              <w:t>Percentage of decisions that were demand increases</w:t>
             </w:r>
           </w:p>
         </w:tc>
@@ -10825,7 +10825,7 @@
           <w:i w:val="0"/>
           <w:sz w:val="22"/>
         </w:rPr>
-        <w:t>The near-identical minimum elevations (1,002 vs. 1,001 ft) indicate both conditions avoided catastrophic reservoir failure. Governed agents crossed the 1,075-ft shortage-declaration threshold more frequently (13.3 vs. 5.0 years), reflecting productive engagement with the prior-appropriation system's responsive range rather than commons degradation. Ungoverned agents showed higher year-over-year demand variability (SD 0.061 vs. 0.037), driven by the volatility of ceiling-capped monotonic growth trajectories rather than adaptive demand management.</w:t>
+        <w:t>The near-identical minimum elevations (1,002 vs. 1,001 ft) indicate both conditions avoided catastrophic reservoir failure. Governed agents crossed the 1,075-ft shortage-declaration threshold more frequently (13.3 vs. 5.0 years), reflecting productive engagement with the drought-responsive allocation system's responsive range rather than commons degradation. Ungoverned agents showed higher year-over-year demand variability (SD 0.061 vs. 0.037), driven by the volatility of ceiling-capped monotonic growth trajectories rather than adaptive demand management.</w:t>
       </w:r>
     </w:p>
     <w:p>
@@ -11161,7 +11161,77 @@
           <w:i/>
           <w:sz w:val="22"/>
         </w:rPr>
-        <w:t>Domain-Specific Validation Frameworks</w:t>
+        <w:t>Domain-Specific Governance Validator Inventory</w:t>
+      </w:r>
+    </w:p>
+    <w:p>
+      <w:pPr>
+        <w:spacing w:after="0" w:before="0" w:line="480" w:lineRule="auto"/>
+        <w:ind w:firstLine="432"/>
+        <w:jc w:val="both"/>
+      </w:pPr>
+      <w:r>
+        <w:rPr>
+          <w:rFonts w:ascii="Times New Roman" w:hAnsi="Times New Roman" w:eastAsia="Times New Roman"/>
+          <w:b w:val="0"/>
+          <w:i w:val="0"/>
+          <w:sz w:val="22"/>
+        </w:rPr>
+        <w:t xml:space="preserve">The governance pipeline validates each agent decision through validators organised in three tiers: </w:t>
+      </w:r>
+      <w:r>
+        <w:rPr>
+          <w:rFonts w:ascii="Times New Roman" w:hAnsi="Times New Roman" w:eastAsia="Times New Roman"/>
+          <w:b/>
+          <w:i w:val="0"/>
+          <w:sz w:val="22"/>
+        </w:rPr>
+        <w:t>behavioural governance rules</w:t>
+      </w:r>
+      <w:r>
+        <w:rPr>
+          <w:rFonts w:ascii="Times New Roman" w:hAnsi="Times New Roman" w:eastAsia="Times New Roman"/>
+          <w:b w:val="0"/>
+          <w:i w:val="0"/>
+          <w:sz w:val="22"/>
+        </w:rPr>
+        <w:t xml:space="preserve"> (derived from the domain's behavioural theory — the paper's primary methodological contribution), </w:t>
+      </w:r>
+      <w:r>
+        <w:rPr>
+          <w:rFonts w:ascii="Times New Roman" w:hAnsi="Times New Roman" w:eastAsia="Times New Roman"/>
+          <w:b/>
+          <w:i w:val="0"/>
+          <w:sz w:val="22"/>
+        </w:rPr>
+        <w:t>domain constraints</w:t>
+      </w:r>
+      <w:r>
+        <w:rPr>
+          <w:rFonts w:ascii="Times New Roman" w:hAnsi="Times New Roman" w:eastAsia="Times New Roman"/>
+          <w:b w:val="0"/>
+          <w:i w:val="0"/>
+          <w:sz w:val="22"/>
+        </w:rPr>
+        <w:t xml:space="preserve"> (physical, financial, and institutional feasibility checks standard in any ABM), and </w:t>
+      </w:r>
+      <w:r>
+        <w:rPr>
+          <w:rFonts w:ascii="Times New Roman" w:hAnsi="Times New Roman" w:eastAsia="Times New Roman"/>
+          <w:b/>
+          <w:i w:val="0"/>
+          <w:sz w:val="22"/>
+        </w:rPr>
+        <w:t>epistemic guardrails</w:t>
+      </w:r>
+      <w:r>
+        <w:rPr>
+          <w:rFonts w:ascii="Times New Roman" w:hAnsi="Times New Roman" w:eastAsia="Times New Roman"/>
+          <w:b w:val="0"/>
+          <w:i w:val="0"/>
+          <w:sz w:val="22"/>
+        </w:rPr>
+        <w:t xml:space="preserve"> (LLM-specific checks that ensure reasoning is grounded in actual simulation state). Validators operate at two severity levels: ERROR (blocks the proposed action and triggers re-reasoning, up to 3 attempts) and WARNING (flags but does not block). The Irrational Behaviour Rate (IBR) reported in the main text is computed using the same behavioural governance rules applied post-hoc to executed decisions (see Methods: Validation Protocol).</w:t>
       </w:r>
     </w:p>
     <w:p>
@@ -11185,7 +11255,7 @@
           <w:i w:val="0"/>
           <w:sz w:val="22"/>
         </w:rPr>
-        <w:t>Irrigation domain (Colorado River Basin):</w:t>
+        <w:t>Supplementary Table SN-A. Irrigation domain governance validators (12 active).</w:t>
       </w:r>
       <w:r>
         <w:rPr>
@@ -11196,22 +11266,1481 @@
         </w:rPr>
       </w:r>
     </w:p>
-    <w:p>
-      <w:pPr>
-        <w:spacing w:after="0" w:before="0" w:line="480" w:lineRule="auto"/>
-        <w:ind w:firstLine="432"/>
-        <w:jc w:val="both"/>
-      </w:pPr>
-      <w:r>
-        <w:rPr>
-          <w:rFonts w:ascii="Times New Roman" w:hAnsi="Times New Roman" w:eastAsia="Times New Roman"/>
-          <w:b w:val="0"/>
-          <w:i w:val="0"/>
-          <w:sz w:val="22"/>
-        </w:rPr>
-        <w:t>Twelve validators enforcing physical, social, temporal, and behavioural constraints:</w:t>
-      </w:r>
-    </w:p>
+    <w:tbl>
+      <w:tblPr>
+        <w:tblStyle w:val="TableGrid"/>
+        <w:tblW w:type="auto" w:w="0"/>
+        <w:jc w:val="center"/>
+        <w:tblLook w:firstColumn="1" w:firstRow="1" w:lastColumn="0" w:lastRow="0" w:noHBand="0" w:noVBand="1" w:val="04A0"/>
+      </w:tblPr>
+      <w:tblGrid>
+        <w:gridCol w:w="1872"/>
+        <w:gridCol w:w="1872"/>
+        <w:gridCol w:w="1872"/>
+        <w:gridCol w:w="1872"/>
+        <w:gridCol w:w="1872"/>
+      </w:tblGrid>
+      <w:tr>
+        <w:tc>
+          <w:tcPr>
+            <w:tcW w:type="dxa" w:w="1872"/>
+            <w:shd w:fill="E8E8E8" w:val="clear"/>
+          </w:tcPr>
+          <w:p>
+            <w:pPr>
+              <w:spacing w:after="0" w:before="0" w:line="240" w:lineRule="auto"/>
+              <w:jc w:val="center"/>
+            </w:pPr>
+            <w:r/>
+            <w:r>
+              <w:rPr>
+                <w:rFonts w:ascii="Times New Roman" w:hAnsi="Times New Roman" w:eastAsia="Times New Roman"/>
+                <w:b/>
+                <w:i w:val="0"/>
+                <w:sz w:val="18"/>
+              </w:rPr>
+              <w:t>#</w:t>
+            </w:r>
+          </w:p>
+        </w:tc>
+        <w:tc>
+          <w:tcPr>
+            <w:tcW w:type="dxa" w:w="1872"/>
+            <w:shd w:fill="E8E8E8" w:val="clear"/>
+          </w:tcPr>
+          <w:p>
+            <w:pPr>
+              <w:spacing w:after="0" w:before="0" w:line="240" w:lineRule="auto"/>
+              <w:jc w:val="center"/>
+            </w:pPr>
+            <w:r/>
+            <w:r>
+              <w:rPr>
+                <w:rFonts w:ascii="Times New Roman" w:hAnsi="Times New Roman" w:eastAsia="Times New Roman"/>
+                <w:b/>
+                <w:i w:val="0"/>
+                <w:sz w:val="18"/>
+              </w:rPr>
+              <w:t>Validator</w:t>
+            </w:r>
+          </w:p>
+        </w:tc>
+        <w:tc>
+          <w:tcPr>
+            <w:tcW w:type="dxa" w:w="1872"/>
+            <w:shd w:fill="E8E8E8" w:val="clear"/>
+          </w:tcPr>
+          <w:p>
+            <w:pPr>
+              <w:spacing w:after="0" w:before="0" w:line="240" w:lineRule="auto"/>
+              <w:jc w:val="center"/>
+            </w:pPr>
+            <w:r/>
+            <w:r>
+              <w:rPr>
+                <w:rFonts w:ascii="Times New Roman" w:hAnsi="Times New Roman" w:eastAsia="Times New Roman"/>
+                <w:b/>
+                <w:i w:val="0"/>
+                <w:sz w:val="18"/>
+              </w:rPr>
+              <w:t>Category</w:t>
+            </w:r>
+          </w:p>
+        </w:tc>
+        <w:tc>
+          <w:tcPr>
+            <w:tcW w:type="dxa" w:w="1872"/>
+            <w:shd w:fill="E8E8E8" w:val="clear"/>
+          </w:tcPr>
+          <w:p>
+            <w:pPr>
+              <w:spacing w:after="0" w:before="0" w:line="240" w:lineRule="auto"/>
+              <w:jc w:val="center"/>
+            </w:pPr>
+            <w:r/>
+            <w:r>
+              <w:rPr>
+                <w:rFonts w:ascii="Times New Roman" w:hAnsi="Times New Roman" w:eastAsia="Times New Roman"/>
+                <w:b/>
+                <w:i w:val="0"/>
+                <w:sz w:val="18"/>
+              </w:rPr>
+              <w:t>Severity</w:t>
+            </w:r>
+          </w:p>
+        </w:tc>
+        <w:tc>
+          <w:tcPr>
+            <w:tcW w:type="dxa" w:w="1872"/>
+            <w:shd w:fill="E8E8E8" w:val="clear"/>
+          </w:tcPr>
+          <w:p>
+            <w:pPr>
+              <w:spacing w:after="0" w:before="0" w:line="240" w:lineRule="auto"/>
+              <w:jc w:val="center"/>
+            </w:pPr>
+            <w:r/>
+            <w:r>
+              <w:rPr>
+                <w:rFonts w:ascii="Times New Roman" w:hAnsi="Times New Roman" w:eastAsia="Times New Roman"/>
+                <w:b/>
+                <w:i w:val="0"/>
+                <w:sz w:val="18"/>
+              </w:rPr>
+              <w:t>Trigger Condition</w:t>
+            </w:r>
+          </w:p>
+        </w:tc>
+      </w:tr>
+      <w:tr>
+        <w:tc>
+          <w:tcPr>
+            <w:tcW w:type="dxa" w:w="1872"/>
+          </w:tcPr>
+          <w:p>
+            <w:pPr>
+              <w:spacing w:after="0" w:before="0" w:line="240" w:lineRule="auto"/>
+              <w:jc w:val="left"/>
+            </w:pPr>
+            <w:r/>
+            <w:r>
+              <w:rPr>
+                <w:rFonts w:ascii="Times New Roman" w:hAnsi="Times New Roman" w:eastAsia="Times New Roman"/>
+                <w:b w:val="0"/>
+                <w:i w:val="0"/>
+                <w:sz w:val="18"/>
+              </w:rPr>
+              <w:t>1</w:t>
+            </w:r>
+          </w:p>
+        </w:tc>
+        <w:tc>
+          <w:tcPr>
+            <w:tcW w:type="dxa" w:w="1872"/>
+          </w:tcPr>
+          <w:p>
+            <w:pPr>
+              <w:spacing w:after="0" w:before="0" w:line="240" w:lineRule="auto"/>
+              <w:jc w:val="center"/>
+            </w:pPr>
+            <w:r/>
+            <w:r>
+              <w:rPr>
+                <w:rFonts w:ascii="Times New Roman" w:hAnsi="Times New Roman" w:eastAsia="Times New Roman"/>
+                <w:b w:val="0"/>
+                <w:i w:val="0"/>
+                <w:sz w:val="18"/>
+              </w:rPr>
+              <w:t>Water-right cap</w:t>
+            </w:r>
+          </w:p>
+        </w:tc>
+        <w:tc>
+          <w:tcPr>
+            <w:tcW w:type="dxa" w:w="1872"/>
+          </w:tcPr>
+          <w:p>
+            <w:pPr>
+              <w:spacing w:after="0" w:before="0" w:line="240" w:lineRule="auto"/>
+              <w:jc w:val="center"/>
+            </w:pPr>
+            <w:r/>
+            <w:r>
+              <w:rPr>
+                <w:rFonts w:ascii="Times New Roman" w:hAnsi="Times New Roman" w:eastAsia="Times New Roman"/>
+                <w:b w:val="0"/>
+                <w:i w:val="0"/>
+                <w:sz w:val="18"/>
+              </w:rPr>
+              <w:t>Physical</w:t>
+            </w:r>
+          </w:p>
+        </w:tc>
+        <w:tc>
+          <w:tcPr>
+            <w:tcW w:type="dxa" w:w="1872"/>
+          </w:tcPr>
+          <w:p>
+            <w:pPr>
+              <w:spacing w:after="0" w:before="0" w:line="240" w:lineRule="auto"/>
+              <w:jc w:val="center"/>
+            </w:pPr>
+            <w:r/>
+            <w:r>
+              <w:rPr>
+                <w:rFonts w:ascii="Times New Roman" w:hAnsi="Times New Roman" w:eastAsia="Times New Roman"/>
+                <w:b w:val="0"/>
+                <w:i w:val="0"/>
+                <w:sz w:val="18"/>
+              </w:rPr>
+              <w:t>ERROR</w:t>
+            </w:r>
+          </w:p>
+        </w:tc>
+        <w:tc>
+          <w:tcPr>
+            <w:tcW w:type="dxa" w:w="1872"/>
+          </w:tcPr>
+          <w:p>
+            <w:pPr>
+              <w:spacing w:after="0" w:before="0" w:line="240" w:lineRule="auto"/>
+              <w:jc w:val="center"/>
+            </w:pPr>
+            <w:r/>
+            <w:r>
+              <w:rPr>
+                <w:rFonts w:ascii="Times New Roman" w:hAnsi="Times New Roman" w:eastAsia="Times New Roman"/>
+                <w:b w:val="0"/>
+                <w:i w:val="0"/>
+                <w:sz w:val="18"/>
+              </w:rPr>
+              <w:t>Agent at allocation cap proposes demand increase</w:t>
+            </w:r>
+          </w:p>
+        </w:tc>
+      </w:tr>
+      <w:tr>
+        <w:tc>
+          <w:tcPr>
+            <w:tcW w:type="dxa" w:w="1872"/>
+          </w:tcPr>
+          <w:p>
+            <w:pPr>
+              <w:spacing w:after="0" w:before="0" w:line="240" w:lineRule="auto"/>
+              <w:jc w:val="left"/>
+            </w:pPr>
+            <w:r/>
+            <w:r>
+              <w:rPr>
+                <w:rFonts w:ascii="Times New Roman" w:hAnsi="Times New Roman" w:eastAsia="Times New Roman"/>
+                <w:b w:val="0"/>
+                <w:i w:val="0"/>
+                <w:sz w:val="18"/>
+              </w:rPr>
+              <w:t>2</w:t>
+            </w:r>
+          </w:p>
+        </w:tc>
+        <w:tc>
+          <w:tcPr>
+            <w:tcW w:type="dxa" w:w="1872"/>
+          </w:tcPr>
+          <w:p>
+            <w:pPr>
+              <w:spacing w:after="0" w:before="0" w:line="240" w:lineRule="auto"/>
+              <w:jc w:val="center"/>
+            </w:pPr>
+            <w:r/>
+            <w:r>
+              <w:rPr>
+                <w:rFonts w:ascii="Times New Roman" w:hAnsi="Times New Roman" w:eastAsia="Times New Roman"/>
+                <w:b w:val="0"/>
+                <w:i w:val="0"/>
+                <w:sz w:val="18"/>
+              </w:rPr>
+              <w:t>Non-negative diversion</w:t>
+            </w:r>
+          </w:p>
+        </w:tc>
+        <w:tc>
+          <w:tcPr>
+            <w:tcW w:type="dxa" w:w="1872"/>
+          </w:tcPr>
+          <w:p>
+            <w:pPr>
+              <w:spacing w:after="0" w:before="0" w:line="240" w:lineRule="auto"/>
+              <w:jc w:val="center"/>
+            </w:pPr>
+            <w:r/>
+            <w:r>
+              <w:rPr>
+                <w:rFonts w:ascii="Times New Roman" w:hAnsi="Times New Roman" w:eastAsia="Times New Roman"/>
+                <w:b w:val="0"/>
+                <w:i w:val="0"/>
+                <w:sz w:val="18"/>
+              </w:rPr>
+              <w:t>Physical</w:t>
+            </w:r>
+          </w:p>
+        </w:tc>
+        <w:tc>
+          <w:tcPr>
+            <w:tcW w:type="dxa" w:w="1872"/>
+          </w:tcPr>
+          <w:p>
+            <w:pPr>
+              <w:spacing w:after="0" w:before="0" w:line="240" w:lineRule="auto"/>
+              <w:jc w:val="center"/>
+            </w:pPr>
+            <w:r/>
+            <w:r>
+              <w:rPr>
+                <w:rFonts w:ascii="Times New Roman" w:hAnsi="Times New Roman" w:eastAsia="Times New Roman"/>
+                <w:b w:val="0"/>
+                <w:i w:val="0"/>
+                <w:sz w:val="18"/>
+              </w:rPr>
+              <w:t>ERROR</w:t>
+            </w:r>
+          </w:p>
+        </w:tc>
+        <w:tc>
+          <w:tcPr>
+            <w:tcW w:type="dxa" w:w="1872"/>
+          </w:tcPr>
+          <w:p>
+            <w:pPr>
+              <w:spacing w:after="0" w:before="0" w:line="240" w:lineRule="auto"/>
+              <w:jc w:val="center"/>
+            </w:pPr>
+            <w:r/>
+            <w:r>
+              <w:rPr>
+                <w:rFonts w:ascii="Times New Roman" w:hAnsi="Times New Roman" w:eastAsia="Times New Roman"/>
+                <w:b w:val="0"/>
+                <w:i w:val="0"/>
+                <w:sz w:val="18"/>
+              </w:rPr>
+              <w:t>Agent at zero diversion proposes demand decrease</w:t>
+            </w:r>
+          </w:p>
+        </w:tc>
+      </w:tr>
+      <w:tr>
+        <w:tc>
+          <w:tcPr>
+            <w:tcW w:type="dxa" w:w="1872"/>
+          </w:tcPr>
+          <w:p>
+            <w:pPr>
+              <w:spacing w:after="0" w:before="0" w:line="240" w:lineRule="auto"/>
+              <w:jc w:val="left"/>
+            </w:pPr>
+            <w:r/>
+            <w:r>
+              <w:rPr>
+                <w:rFonts w:ascii="Times New Roman" w:hAnsi="Times New Roman" w:eastAsia="Times New Roman"/>
+                <w:b w:val="0"/>
+                <w:i w:val="0"/>
+                <w:sz w:val="18"/>
+              </w:rPr>
+              <w:t>3</w:t>
+            </w:r>
+          </w:p>
+        </w:tc>
+        <w:tc>
+          <w:tcPr>
+            <w:tcW w:type="dxa" w:w="1872"/>
+          </w:tcPr>
+          <w:p>
+            <w:pPr>
+              <w:spacing w:after="0" w:before="0" w:line="240" w:lineRule="auto"/>
+              <w:jc w:val="center"/>
+            </w:pPr>
+            <w:r/>
+            <w:r>
+              <w:rPr>
+                <w:rFonts w:ascii="Times New Roman" w:hAnsi="Times New Roman" w:eastAsia="Times New Roman"/>
+                <w:b w:val="0"/>
+                <w:i w:val="0"/>
+                <w:sz w:val="18"/>
+              </w:rPr>
+              <w:t>Minimum utilisation floor</w:t>
+            </w:r>
+          </w:p>
+        </w:tc>
+        <w:tc>
+          <w:tcPr>
+            <w:tcW w:type="dxa" w:w="1872"/>
+          </w:tcPr>
+          <w:p>
+            <w:pPr>
+              <w:spacing w:after="0" w:before="0" w:line="240" w:lineRule="auto"/>
+              <w:jc w:val="center"/>
+            </w:pPr>
+            <w:r/>
+            <w:r>
+              <w:rPr>
+                <w:rFonts w:ascii="Times New Roman" w:hAnsi="Times New Roman" w:eastAsia="Times New Roman"/>
+                <w:b w:val="0"/>
+                <w:i w:val="0"/>
+                <w:sz w:val="18"/>
+              </w:rPr>
+              <w:t>Physical</w:t>
+            </w:r>
+          </w:p>
+        </w:tc>
+        <w:tc>
+          <w:tcPr>
+            <w:tcW w:type="dxa" w:w="1872"/>
+          </w:tcPr>
+          <w:p>
+            <w:pPr>
+              <w:spacing w:after="0" w:before="0" w:line="240" w:lineRule="auto"/>
+              <w:jc w:val="center"/>
+            </w:pPr>
+            <w:r/>
+            <w:r>
+              <w:rPr>
+                <w:rFonts w:ascii="Times New Roman" w:hAnsi="Times New Roman" w:eastAsia="Times New Roman"/>
+                <w:b w:val="0"/>
+                <w:i w:val="0"/>
+                <w:sz w:val="18"/>
+              </w:rPr>
+              <w:t>ERROR</w:t>
+            </w:r>
+          </w:p>
+        </w:tc>
+        <w:tc>
+          <w:tcPr>
+            <w:tcW w:type="dxa" w:w="1872"/>
+          </w:tcPr>
+          <w:p>
+            <w:pPr>
+              <w:spacing w:after="0" w:before="0" w:line="240" w:lineRule="auto"/>
+              <w:jc w:val="center"/>
+            </w:pPr>
+            <w:r/>
+            <w:r>
+              <w:rPr>
+                <w:rFonts w:ascii="Times New Roman" w:hAnsi="Times New Roman" w:eastAsia="Times New Roman"/>
+                <w:b w:val="0"/>
+                <w:i w:val="0"/>
+                <w:sz w:val="18"/>
+              </w:rPr>
+              <w:t>Utilisation &lt; 10% of water right; blocks further decrease</w:t>
+            </w:r>
+          </w:p>
+        </w:tc>
+      </w:tr>
+      <w:tr>
+        <w:tc>
+          <w:tcPr>
+            <w:tcW w:type="dxa" w:w="1872"/>
+          </w:tcPr>
+          <w:p>
+            <w:pPr>
+              <w:spacing w:after="0" w:before="0" w:line="240" w:lineRule="auto"/>
+              <w:jc w:val="left"/>
+            </w:pPr>
+            <w:r/>
+            <w:r>
+              <w:rPr>
+                <w:rFonts w:ascii="Times New Roman" w:hAnsi="Times New Roman" w:eastAsia="Times New Roman"/>
+                <w:b w:val="0"/>
+                <w:i w:val="0"/>
+                <w:sz w:val="18"/>
+              </w:rPr>
+              <w:t>4</w:t>
+            </w:r>
+          </w:p>
+        </w:tc>
+        <w:tc>
+          <w:tcPr>
+            <w:tcW w:type="dxa" w:w="1872"/>
+          </w:tcPr>
+          <w:p>
+            <w:pPr>
+              <w:spacing w:after="0" w:before="0" w:line="240" w:lineRule="auto"/>
+              <w:jc w:val="center"/>
+            </w:pPr>
+            <w:r/>
+            <w:r>
+              <w:rPr>
+                <w:rFonts w:ascii="Times New Roman" w:hAnsi="Times New Roman" w:eastAsia="Times New Roman"/>
+                <w:b w:val="0"/>
+                <w:i w:val="0"/>
+                <w:sz w:val="18"/>
+              </w:rPr>
+              <w:t>Demand-floor stabiliser</w:t>
+            </w:r>
+          </w:p>
+        </w:tc>
+        <w:tc>
+          <w:tcPr>
+            <w:tcW w:type="dxa" w:w="1872"/>
+          </w:tcPr>
+          <w:p>
+            <w:pPr>
+              <w:spacing w:after="0" w:before="0" w:line="240" w:lineRule="auto"/>
+              <w:jc w:val="center"/>
+            </w:pPr>
+            <w:r/>
+            <w:r>
+              <w:rPr>
+                <w:rFonts w:ascii="Times New Roman" w:hAnsi="Times New Roman" w:eastAsia="Times New Roman"/>
+                <w:b w:val="0"/>
+                <w:i w:val="0"/>
+                <w:sz w:val="18"/>
+              </w:rPr>
+              <w:t>Economic</w:t>
+            </w:r>
+          </w:p>
+        </w:tc>
+        <w:tc>
+          <w:tcPr>
+            <w:tcW w:type="dxa" w:w="1872"/>
+          </w:tcPr>
+          <w:p>
+            <w:pPr>
+              <w:spacing w:after="0" w:before="0" w:line="240" w:lineRule="auto"/>
+              <w:jc w:val="center"/>
+            </w:pPr>
+            <w:r/>
+            <w:r>
+              <w:rPr>
+                <w:rFonts w:ascii="Times New Roman" w:hAnsi="Times New Roman" w:eastAsia="Times New Roman"/>
+                <w:b w:val="0"/>
+                <w:i w:val="0"/>
+                <w:sz w:val="18"/>
+              </w:rPr>
+              <w:t>ERROR</w:t>
+            </w:r>
+          </w:p>
+        </w:tc>
+        <w:tc>
+          <w:tcPr>
+            <w:tcW w:type="dxa" w:w="1872"/>
+          </w:tcPr>
+          <w:p>
+            <w:pPr>
+              <w:spacing w:after="0" w:before="0" w:line="240" w:lineRule="auto"/>
+              <w:jc w:val="center"/>
+            </w:pPr>
+            <w:r/>
+            <w:r>
+              <w:rPr>
+                <w:rFonts w:ascii="Times New Roman" w:hAnsi="Times New Roman" w:eastAsia="Times New Roman"/>
+                <w:b w:val="0"/>
+                <w:i w:val="0"/>
+                <w:sz w:val="18"/>
+              </w:rPr>
+              <w:t>Utilisation &lt; 50% of water right; blocks decrease below stability corridor</w:t>
+            </w:r>
+          </w:p>
+        </w:tc>
+      </w:tr>
+      <w:tr>
+        <w:tc>
+          <w:tcPr>
+            <w:tcW w:type="dxa" w:w="1872"/>
+          </w:tcPr>
+          <w:p>
+            <w:pPr>
+              <w:spacing w:after="0" w:before="0" w:line="240" w:lineRule="auto"/>
+              <w:jc w:val="left"/>
+            </w:pPr>
+            <w:r/>
+            <w:r>
+              <w:rPr>
+                <w:rFonts w:ascii="Times New Roman" w:hAnsi="Times New Roman" w:eastAsia="Times New Roman"/>
+                <w:b w:val="0"/>
+                <w:i w:val="0"/>
+                <w:sz w:val="18"/>
+              </w:rPr>
+              <w:t>5</w:t>
+            </w:r>
+          </w:p>
+        </w:tc>
+        <w:tc>
+          <w:tcPr>
+            <w:tcW w:type="dxa" w:w="1872"/>
+          </w:tcPr>
+          <w:p>
+            <w:pPr>
+              <w:spacing w:after="0" w:before="0" w:line="240" w:lineRule="auto"/>
+              <w:jc w:val="center"/>
+            </w:pPr>
+            <w:r/>
+            <w:r>
+              <w:rPr>
+                <w:rFonts w:ascii="Times New Roman" w:hAnsi="Times New Roman" w:eastAsia="Times New Roman"/>
+                <w:b w:val="0"/>
+                <w:i w:val="0"/>
+                <w:sz w:val="18"/>
+              </w:rPr>
+            </w:r>
+            <w:r>
+              <w:rPr>
+                <w:rFonts w:ascii="Times New Roman" w:hAnsi="Times New Roman" w:eastAsia="Times New Roman"/>
+                <w:b/>
+                <w:i w:val="0"/>
+                <w:sz w:val="18"/>
+              </w:rPr>
+              <w:t>Demand-ceiling rule</w:t>
+            </w:r>
+            <w:r>
+              <w:rPr>
+                <w:rFonts w:ascii="Times New Roman" w:hAnsi="Times New Roman" w:eastAsia="Times New Roman"/>
+                <w:b w:val="0"/>
+                <w:i w:val="0"/>
+                <w:sz w:val="18"/>
+              </w:rPr>
+            </w:r>
+          </w:p>
+        </w:tc>
+        <w:tc>
+          <w:tcPr>
+            <w:tcW w:type="dxa" w:w="1872"/>
+          </w:tcPr>
+          <w:p>
+            <w:pPr>
+              <w:spacing w:after="0" w:before="0" w:line="240" w:lineRule="auto"/>
+              <w:jc w:val="center"/>
+            </w:pPr>
+            <w:r/>
+            <w:r>
+              <w:rPr>
+                <w:rFonts w:ascii="Times New Roman" w:hAnsi="Times New Roman" w:eastAsia="Times New Roman"/>
+                <w:b w:val="0"/>
+                <w:i w:val="0"/>
+                <w:sz w:val="18"/>
+              </w:rPr>
+            </w:r>
+            <w:r>
+              <w:rPr>
+                <w:rFonts w:ascii="Times New Roman" w:hAnsi="Times New Roman" w:eastAsia="Times New Roman"/>
+                <w:b/>
+                <w:i w:val="0"/>
+                <w:sz w:val="18"/>
+              </w:rPr>
+              <w:t>Institutional</w:t>
+            </w:r>
+            <w:r>
+              <w:rPr>
+                <w:rFonts w:ascii="Times New Roman" w:hAnsi="Times New Roman" w:eastAsia="Times New Roman"/>
+                <w:b w:val="0"/>
+                <w:i w:val="0"/>
+                <w:sz w:val="18"/>
+              </w:rPr>
+            </w:r>
+          </w:p>
+        </w:tc>
+        <w:tc>
+          <w:tcPr>
+            <w:tcW w:type="dxa" w:w="1872"/>
+          </w:tcPr>
+          <w:p>
+            <w:pPr>
+              <w:spacing w:after="0" w:before="0" w:line="240" w:lineRule="auto"/>
+              <w:jc w:val="center"/>
+            </w:pPr>
+            <w:r/>
+            <w:r>
+              <w:rPr>
+                <w:rFonts w:ascii="Times New Roman" w:hAnsi="Times New Roman" w:eastAsia="Times New Roman"/>
+                <w:b w:val="0"/>
+                <w:i w:val="0"/>
+                <w:sz w:val="18"/>
+              </w:rPr>
+            </w:r>
+            <w:r>
+              <w:rPr>
+                <w:rFonts w:ascii="Times New Roman" w:hAnsi="Times New Roman" w:eastAsia="Times New Roman"/>
+                <w:b/>
+                <w:i w:val="0"/>
+                <w:sz w:val="18"/>
+              </w:rPr>
+              <w:t>ERROR</w:t>
+            </w:r>
+            <w:r>
+              <w:rPr>
+                <w:rFonts w:ascii="Times New Roman" w:hAnsi="Times New Roman" w:eastAsia="Times New Roman"/>
+                <w:b w:val="0"/>
+                <w:i w:val="0"/>
+                <w:sz w:val="18"/>
+              </w:rPr>
+            </w:r>
+          </w:p>
+        </w:tc>
+        <w:tc>
+          <w:tcPr>
+            <w:tcW w:type="dxa" w:w="1872"/>
+          </w:tcPr>
+          <w:p>
+            <w:pPr>
+              <w:spacing w:after="0" w:before="0" w:line="240" w:lineRule="auto"/>
+              <w:jc w:val="center"/>
+            </w:pPr>
+            <w:r/>
+            <w:r>
+              <w:rPr>
+                <w:rFonts w:ascii="Times New Roman" w:hAnsi="Times New Roman" w:eastAsia="Times New Roman"/>
+                <w:b w:val="0"/>
+                <w:i w:val="0"/>
+                <w:sz w:val="18"/>
+              </w:rPr>
+            </w:r>
+            <w:r>
+              <w:rPr>
+                <w:rFonts w:ascii="Times New Roman" w:hAnsi="Times New Roman" w:eastAsia="Times New Roman"/>
+                <w:b/>
+                <w:i w:val="0"/>
+                <w:sz w:val="18"/>
+              </w:rPr>
+              <w:t>Basin demand &gt; 6.0 MAF; blocks demand increase (ablation target)</w:t>
+            </w:r>
+            <w:r>
+              <w:rPr>
+                <w:rFonts w:ascii="Times New Roman" w:hAnsi="Times New Roman" w:eastAsia="Times New Roman"/>
+                <w:b w:val="0"/>
+                <w:i w:val="0"/>
+                <w:sz w:val="18"/>
+              </w:rPr>
+            </w:r>
+          </w:p>
+        </w:tc>
+      </w:tr>
+      <w:tr>
+        <w:tc>
+          <w:tcPr>
+            <w:tcW w:type="dxa" w:w="1872"/>
+          </w:tcPr>
+          <w:p>
+            <w:pPr>
+              <w:spacing w:after="0" w:before="0" w:line="240" w:lineRule="auto"/>
+              <w:jc w:val="left"/>
+            </w:pPr>
+            <w:r/>
+            <w:r>
+              <w:rPr>
+                <w:rFonts w:ascii="Times New Roman" w:hAnsi="Times New Roman" w:eastAsia="Times New Roman"/>
+                <w:b w:val="0"/>
+                <w:i w:val="0"/>
+                <w:sz w:val="18"/>
+              </w:rPr>
+              <w:t>6</w:t>
+            </w:r>
+          </w:p>
+        </w:tc>
+        <w:tc>
+          <w:tcPr>
+            <w:tcW w:type="dxa" w:w="1872"/>
+          </w:tcPr>
+          <w:p>
+            <w:pPr>
+              <w:spacing w:after="0" w:before="0" w:line="240" w:lineRule="auto"/>
+              <w:jc w:val="center"/>
+            </w:pPr>
+            <w:r/>
+            <w:r>
+              <w:rPr>
+                <w:rFonts w:ascii="Times New Roman" w:hAnsi="Times New Roman" w:eastAsia="Times New Roman"/>
+                <w:b w:val="0"/>
+                <w:i w:val="0"/>
+                <w:sz w:val="18"/>
+              </w:rPr>
+              <w:t>Drought severity</w:t>
+            </w:r>
+          </w:p>
+        </w:tc>
+        <w:tc>
+          <w:tcPr>
+            <w:tcW w:type="dxa" w:w="1872"/>
+          </w:tcPr>
+          <w:p>
+            <w:pPr>
+              <w:spacing w:after="0" w:before="0" w:line="240" w:lineRule="auto"/>
+              <w:jc w:val="center"/>
+            </w:pPr>
+            <w:r/>
+            <w:r>
+              <w:rPr>
+                <w:rFonts w:ascii="Times New Roman" w:hAnsi="Times New Roman" w:eastAsia="Times New Roman"/>
+                <w:b w:val="0"/>
+                <w:i w:val="0"/>
+                <w:sz w:val="18"/>
+              </w:rPr>
+              <w:t>Institutional</w:t>
+            </w:r>
+          </w:p>
+        </w:tc>
+        <w:tc>
+          <w:tcPr>
+            <w:tcW w:type="dxa" w:w="1872"/>
+          </w:tcPr>
+          <w:p>
+            <w:pPr>
+              <w:spacing w:after="0" w:before="0" w:line="240" w:lineRule="auto"/>
+              <w:jc w:val="center"/>
+            </w:pPr>
+            <w:r/>
+            <w:r>
+              <w:rPr>
+                <w:rFonts w:ascii="Times New Roman" w:hAnsi="Times New Roman" w:eastAsia="Times New Roman"/>
+                <w:b w:val="0"/>
+                <w:i w:val="0"/>
+                <w:sz w:val="18"/>
+              </w:rPr>
+              <w:t>ERROR/WARN</w:t>
+            </w:r>
+          </w:p>
+        </w:tc>
+        <w:tc>
+          <w:tcPr>
+            <w:tcW w:type="dxa" w:w="1872"/>
+          </w:tcPr>
+          <w:p>
+            <w:pPr>
+              <w:spacing w:after="0" w:before="0" w:line="240" w:lineRule="auto"/>
+              <w:jc w:val="center"/>
+            </w:pPr>
+            <w:r/>
+            <w:r>
+              <w:rPr>
+                <w:rFonts w:ascii="Times New Roman" w:hAnsi="Times New Roman" w:eastAsia="Times New Roman"/>
+                <w:b w:val="0"/>
+                <w:i w:val="0"/>
+                <w:sz w:val="18"/>
+              </w:rPr>
+              <w:t>Drought index ≥ 0.7: blocks large increase; ≥ 0.85: blocks all increases</w:t>
+            </w:r>
+          </w:p>
+        </w:tc>
+      </w:tr>
+      <w:tr>
+        <w:tc>
+          <w:tcPr>
+            <w:tcW w:type="dxa" w:w="1872"/>
+          </w:tcPr>
+          <w:p>
+            <w:pPr>
+              <w:spacing w:after="0" w:before="0" w:line="240" w:lineRule="auto"/>
+              <w:jc w:val="left"/>
+            </w:pPr>
+            <w:r/>
+            <w:r>
+              <w:rPr>
+                <w:rFonts w:ascii="Times New Roman" w:hAnsi="Times New Roman" w:eastAsia="Times New Roman"/>
+                <w:b w:val="0"/>
+                <w:i w:val="0"/>
+                <w:sz w:val="18"/>
+              </w:rPr>
+              <w:t>7</w:t>
+            </w:r>
+          </w:p>
+        </w:tc>
+        <w:tc>
+          <w:tcPr>
+            <w:tcW w:type="dxa" w:w="1872"/>
+          </w:tcPr>
+          <w:p>
+            <w:pPr>
+              <w:spacing w:after="0" w:before="0" w:line="240" w:lineRule="auto"/>
+              <w:jc w:val="center"/>
+            </w:pPr>
+            <w:r/>
+            <w:r>
+              <w:rPr>
+                <w:rFonts w:ascii="Times New Roman" w:hAnsi="Times New Roman" w:eastAsia="Times New Roman"/>
+                <w:b w:val="0"/>
+                <w:i w:val="0"/>
+                <w:sz w:val="18"/>
+              </w:rPr>
+              <w:t>Magnitude cap</w:t>
+            </w:r>
+          </w:p>
+        </w:tc>
+        <w:tc>
+          <w:tcPr>
+            <w:tcW w:type="dxa" w:w="1872"/>
+          </w:tcPr>
+          <w:p>
+            <w:pPr>
+              <w:spacing w:after="0" w:before="0" w:line="240" w:lineRule="auto"/>
+              <w:jc w:val="center"/>
+            </w:pPr>
+            <w:r/>
+            <w:r>
+              <w:rPr>
+                <w:rFonts w:ascii="Times New Roman" w:hAnsi="Times New Roman" w:eastAsia="Times New Roman"/>
+                <w:b w:val="0"/>
+                <w:i w:val="0"/>
+                <w:sz w:val="18"/>
+              </w:rPr>
+              <w:t>Physical</w:t>
+            </w:r>
+          </w:p>
+        </w:tc>
+        <w:tc>
+          <w:tcPr>
+            <w:tcW w:type="dxa" w:w="1872"/>
+          </w:tcPr>
+          <w:p>
+            <w:pPr>
+              <w:spacing w:after="0" w:before="0" w:line="240" w:lineRule="auto"/>
+              <w:jc w:val="center"/>
+            </w:pPr>
+            <w:r/>
+            <w:r>
+              <w:rPr>
+                <w:rFonts w:ascii="Times New Roman" w:hAnsi="Times New Roman" w:eastAsia="Times New Roman"/>
+                <w:b w:val="0"/>
+                <w:i w:val="0"/>
+                <w:sz w:val="18"/>
+              </w:rPr>
+              <w:t>WARNING</w:t>
+            </w:r>
+          </w:p>
+        </w:tc>
+        <w:tc>
+          <w:tcPr>
+            <w:tcW w:type="dxa" w:w="1872"/>
+          </w:tcPr>
+          <w:p>
+            <w:pPr>
+              <w:spacing w:after="0" w:before="0" w:line="240" w:lineRule="auto"/>
+              <w:jc w:val="center"/>
+            </w:pPr>
+            <w:r/>
+            <w:r>
+              <w:rPr>
+                <w:rFonts w:ascii="Times New Roman" w:hAnsi="Times New Roman" w:eastAsia="Times New Roman"/>
+                <w:b w:val="0"/>
+                <w:i w:val="0"/>
+                <w:sz w:val="18"/>
+              </w:rPr>
+              <w:t>Proposed magnitude exceeds persona cluster bounds</w:t>
+            </w:r>
+          </w:p>
+        </w:tc>
+      </w:tr>
+      <w:tr>
+        <w:tc>
+          <w:tcPr>
+            <w:tcW w:type="dxa" w:w="1872"/>
+          </w:tcPr>
+          <w:p>
+            <w:pPr>
+              <w:spacing w:after="0" w:before="0" w:line="240" w:lineRule="auto"/>
+              <w:jc w:val="left"/>
+            </w:pPr>
+            <w:r/>
+            <w:r>
+              <w:rPr>
+                <w:rFonts w:ascii="Times New Roman" w:hAnsi="Times New Roman" w:eastAsia="Times New Roman"/>
+                <w:b w:val="0"/>
+                <w:i w:val="0"/>
+                <w:sz w:val="18"/>
+              </w:rPr>
+              <w:t>8</w:t>
+            </w:r>
+          </w:p>
+        </w:tc>
+        <w:tc>
+          <w:tcPr>
+            <w:tcW w:type="dxa" w:w="1872"/>
+          </w:tcPr>
+          <w:p>
+            <w:pPr>
+              <w:spacing w:after="0" w:before="0" w:line="240" w:lineRule="auto"/>
+              <w:jc w:val="center"/>
+            </w:pPr>
+            <w:r/>
+            <w:r>
+              <w:rPr>
+                <w:rFonts w:ascii="Times New Roman" w:hAnsi="Times New Roman" w:eastAsia="Times New Roman"/>
+                <w:b w:val="0"/>
+                <w:i w:val="0"/>
+                <w:sz w:val="18"/>
+              </w:rPr>
+              <w:t>Supply-gap block</w:t>
+            </w:r>
+          </w:p>
+        </w:tc>
+        <w:tc>
+          <w:tcPr>
+            <w:tcW w:type="dxa" w:w="1872"/>
+          </w:tcPr>
+          <w:p>
+            <w:pPr>
+              <w:spacing w:after="0" w:before="0" w:line="240" w:lineRule="auto"/>
+              <w:jc w:val="center"/>
+            </w:pPr>
+            <w:r/>
+            <w:r>
+              <w:rPr>
+                <w:rFonts w:ascii="Times New Roman" w:hAnsi="Times New Roman" w:eastAsia="Times New Roman"/>
+                <w:b w:val="0"/>
+                <w:i w:val="0"/>
+                <w:sz w:val="18"/>
+              </w:rPr>
+              <w:t>Physical</w:t>
+            </w:r>
+          </w:p>
+        </w:tc>
+        <w:tc>
+          <w:tcPr>
+            <w:tcW w:type="dxa" w:w="1872"/>
+          </w:tcPr>
+          <w:p>
+            <w:pPr>
+              <w:spacing w:after="0" w:before="0" w:line="240" w:lineRule="auto"/>
+              <w:jc w:val="center"/>
+            </w:pPr>
+            <w:r/>
+            <w:r>
+              <w:rPr>
+                <w:rFonts w:ascii="Times New Roman" w:hAnsi="Times New Roman" w:eastAsia="Times New Roman"/>
+                <w:b w:val="0"/>
+                <w:i w:val="0"/>
+                <w:sz w:val="18"/>
+              </w:rPr>
+              <w:t>ERROR</w:t>
+            </w:r>
+          </w:p>
+        </w:tc>
+        <w:tc>
+          <w:tcPr>
+            <w:tcW w:type="dxa" w:w="1872"/>
+          </w:tcPr>
+          <w:p>
+            <w:pPr>
+              <w:spacing w:after="0" w:before="0" w:line="240" w:lineRule="auto"/>
+              <w:jc w:val="center"/>
+            </w:pPr>
+            <w:r/>
+            <w:r>
+              <w:rPr>
+                <w:rFonts w:ascii="Times New Roman" w:hAnsi="Times New Roman" w:eastAsia="Times New Roman"/>
+                <w:b w:val="0"/>
+                <w:i w:val="0"/>
+                <w:sz w:val="18"/>
+              </w:rPr>
+              <w:t>Fulfilment ratio &lt; 70%; blocks demand increase</w:t>
+            </w:r>
+          </w:p>
+        </w:tc>
+      </w:tr>
+      <w:tr>
+        <w:tc>
+          <w:tcPr>
+            <w:tcW w:type="dxa" w:w="1872"/>
+          </w:tcPr>
+          <w:p>
+            <w:pPr>
+              <w:spacing w:after="0" w:before="0" w:line="240" w:lineRule="auto"/>
+              <w:jc w:val="left"/>
+            </w:pPr>
+            <w:r/>
+            <w:r>
+              <w:rPr>
+                <w:rFonts w:ascii="Times New Roman" w:hAnsi="Times New Roman" w:eastAsia="Times New Roman"/>
+                <w:b w:val="0"/>
+                <w:i w:val="0"/>
+                <w:sz w:val="18"/>
+              </w:rPr>
+              <w:t>9</w:t>
+            </w:r>
+          </w:p>
+        </w:tc>
+        <w:tc>
+          <w:tcPr>
+            <w:tcW w:type="dxa" w:w="1872"/>
+          </w:tcPr>
+          <w:p>
+            <w:pPr>
+              <w:spacing w:after="0" w:before="0" w:line="240" w:lineRule="auto"/>
+              <w:jc w:val="center"/>
+            </w:pPr>
+            <w:r/>
+            <w:r>
+              <w:rPr>
+                <w:rFonts w:ascii="Times New Roman" w:hAnsi="Times New Roman" w:eastAsia="Times New Roman"/>
+                <w:b w:val="0"/>
+                <w:i w:val="0"/>
+                <w:sz w:val="18"/>
+              </w:rPr>
+              <w:t>Curtailment awareness</w:t>
+            </w:r>
+          </w:p>
+        </w:tc>
+        <w:tc>
+          <w:tcPr>
+            <w:tcW w:type="dxa" w:w="1872"/>
+          </w:tcPr>
+          <w:p>
+            <w:pPr>
+              <w:spacing w:after="0" w:before="0" w:line="240" w:lineRule="auto"/>
+              <w:jc w:val="center"/>
+            </w:pPr>
+            <w:r/>
+            <w:r>
+              <w:rPr>
+                <w:rFonts w:ascii="Times New Roman" w:hAnsi="Times New Roman" w:eastAsia="Times New Roman"/>
+                <w:b w:val="0"/>
+                <w:i w:val="0"/>
+                <w:sz w:val="18"/>
+              </w:rPr>
+              <w:t>Social</w:t>
+            </w:r>
+          </w:p>
+        </w:tc>
+        <w:tc>
+          <w:tcPr>
+            <w:tcW w:type="dxa" w:w="1872"/>
+          </w:tcPr>
+          <w:p>
+            <w:pPr>
+              <w:spacing w:after="0" w:before="0" w:line="240" w:lineRule="auto"/>
+              <w:jc w:val="center"/>
+            </w:pPr>
+            <w:r/>
+            <w:r>
+              <w:rPr>
+                <w:rFonts w:ascii="Times New Roman" w:hAnsi="Times New Roman" w:eastAsia="Times New Roman"/>
+                <w:b w:val="0"/>
+                <w:i w:val="0"/>
+                <w:sz w:val="18"/>
+              </w:rPr>
+              <w:t>ERROR/WARN</w:t>
+            </w:r>
+          </w:p>
+        </w:tc>
+        <w:tc>
+          <w:tcPr>
+            <w:tcW w:type="dxa" w:w="1872"/>
+          </w:tcPr>
+          <w:p>
+            <w:pPr>
+              <w:spacing w:after="0" w:before="0" w:line="240" w:lineRule="auto"/>
+              <w:jc w:val="center"/>
+            </w:pPr>
+            <w:r/>
+            <w:r>
+              <w:rPr>
+                <w:rFonts w:ascii="Times New Roman" w:hAnsi="Times New Roman" w:eastAsia="Times New Roman"/>
+                <w:b w:val="0"/>
+                <w:i w:val="0"/>
+                <w:sz w:val="18"/>
+              </w:rPr>
+              <w:t>Tier 2+: blocks all increases; Tier 1: blocks large only</w:t>
+            </w:r>
+          </w:p>
+        </w:tc>
+      </w:tr>
+      <w:tr>
+        <w:tc>
+          <w:tcPr>
+            <w:tcW w:type="dxa" w:w="1872"/>
+          </w:tcPr>
+          <w:p>
+            <w:pPr>
+              <w:spacing w:after="0" w:before="0" w:line="240" w:lineRule="auto"/>
+              <w:jc w:val="left"/>
+            </w:pPr>
+            <w:r/>
+            <w:r>
+              <w:rPr>
+                <w:rFonts w:ascii="Times New Roman" w:hAnsi="Times New Roman" w:eastAsia="Times New Roman"/>
+                <w:b w:val="0"/>
+                <w:i w:val="0"/>
+                <w:sz w:val="18"/>
+              </w:rPr>
+              <w:t>10</w:t>
+            </w:r>
+          </w:p>
+        </w:tc>
+        <w:tc>
+          <w:tcPr>
+            <w:tcW w:type="dxa" w:w="1872"/>
+          </w:tcPr>
+          <w:p>
+            <w:pPr>
+              <w:spacing w:after="0" w:before="0" w:line="240" w:lineRule="auto"/>
+              <w:jc w:val="center"/>
+            </w:pPr>
+            <w:r/>
+            <w:r>
+              <w:rPr>
+                <w:rFonts w:ascii="Times New Roman" w:hAnsi="Times New Roman" w:eastAsia="Times New Roman"/>
+                <w:b w:val="0"/>
+                <w:i w:val="0"/>
+                <w:sz w:val="18"/>
+              </w:rPr>
+              <w:t>Compact allocation</w:t>
+            </w:r>
+          </w:p>
+        </w:tc>
+        <w:tc>
+          <w:tcPr>
+            <w:tcW w:type="dxa" w:w="1872"/>
+          </w:tcPr>
+          <w:p>
+            <w:pPr>
+              <w:spacing w:after="0" w:before="0" w:line="240" w:lineRule="auto"/>
+              <w:jc w:val="center"/>
+            </w:pPr>
+            <w:r/>
+            <w:r>
+              <w:rPr>
+                <w:rFonts w:ascii="Times New Roman" w:hAnsi="Times New Roman" w:eastAsia="Times New Roman"/>
+                <w:b w:val="0"/>
+                <w:i w:val="0"/>
+                <w:sz w:val="18"/>
+              </w:rPr>
+              <w:t>Social</w:t>
+            </w:r>
+          </w:p>
+        </w:tc>
+        <w:tc>
+          <w:tcPr>
+            <w:tcW w:type="dxa" w:w="1872"/>
+          </w:tcPr>
+          <w:p>
+            <w:pPr>
+              <w:spacing w:after="0" w:before="0" w:line="240" w:lineRule="auto"/>
+              <w:jc w:val="center"/>
+            </w:pPr>
+            <w:r/>
+            <w:r>
+              <w:rPr>
+                <w:rFonts w:ascii="Times New Roman" w:hAnsi="Times New Roman" w:eastAsia="Times New Roman"/>
+                <w:b w:val="0"/>
+                <w:i w:val="0"/>
+                <w:sz w:val="18"/>
+              </w:rPr>
+              <w:t>WARNING</w:t>
+            </w:r>
+          </w:p>
+        </w:tc>
+        <w:tc>
+          <w:tcPr>
+            <w:tcW w:type="dxa" w:w="1872"/>
+          </w:tcPr>
+          <w:p>
+            <w:pPr>
+              <w:spacing w:after="0" w:before="0" w:line="240" w:lineRule="auto"/>
+              <w:jc w:val="center"/>
+            </w:pPr>
+            <w:r/>
+            <w:r>
+              <w:rPr>
+                <w:rFonts w:ascii="Times New Roman" w:hAnsi="Times New Roman" w:eastAsia="Times New Roman"/>
+                <w:b w:val="0"/>
+                <w:i w:val="0"/>
+                <w:sz w:val="18"/>
+              </w:rPr>
+              <w:t>Basin demand exceeds Colorado River Compact share</w:t>
+            </w:r>
+          </w:p>
+        </w:tc>
+      </w:tr>
+      <w:tr>
+        <w:tc>
+          <w:tcPr>
+            <w:tcW w:type="dxa" w:w="1872"/>
+          </w:tcPr>
+          <w:p>
+            <w:pPr>
+              <w:spacing w:after="0" w:before="0" w:line="240" w:lineRule="auto"/>
+              <w:jc w:val="left"/>
+            </w:pPr>
+            <w:r/>
+            <w:r>
+              <w:rPr>
+                <w:rFonts w:ascii="Times New Roman" w:hAnsi="Times New Roman" w:eastAsia="Times New Roman"/>
+                <w:b w:val="0"/>
+                <w:i w:val="0"/>
+                <w:sz w:val="18"/>
+              </w:rPr>
+              <w:t>11</w:t>
+            </w:r>
+          </w:p>
+        </w:tc>
+        <w:tc>
+          <w:tcPr>
+            <w:tcW w:type="dxa" w:w="1872"/>
+          </w:tcPr>
+          <w:p>
+            <w:pPr>
+              <w:spacing w:after="0" w:before="0" w:line="240" w:lineRule="auto"/>
+              <w:jc w:val="center"/>
+            </w:pPr>
+            <w:r/>
+            <w:r>
+              <w:rPr>
+                <w:rFonts w:ascii="Times New Roman" w:hAnsi="Times New Roman" w:eastAsia="Times New Roman"/>
+                <w:b w:val="0"/>
+                <w:i w:val="0"/>
+                <w:sz w:val="18"/>
+              </w:rPr>
+              <w:t>Consecutive-increase cap</w:t>
+            </w:r>
+          </w:p>
+        </w:tc>
+        <w:tc>
+          <w:tcPr>
+            <w:tcW w:type="dxa" w:w="1872"/>
+          </w:tcPr>
+          <w:p>
+            <w:pPr>
+              <w:spacing w:after="0" w:before="0" w:line="240" w:lineRule="auto"/>
+              <w:jc w:val="center"/>
+            </w:pPr>
+            <w:r/>
+            <w:r>
+              <w:rPr>
+                <w:rFonts w:ascii="Times New Roman" w:hAnsi="Times New Roman" w:eastAsia="Times New Roman"/>
+                <w:b w:val="0"/>
+                <w:i w:val="0"/>
+                <w:sz w:val="18"/>
+              </w:rPr>
+              <w:t>Temporal</w:t>
+            </w:r>
+          </w:p>
+        </w:tc>
+        <w:tc>
+          <w:tcPr>
+            <w:tcW w:type="dxa" w:w="1872"/>
+          </w:tcPr>
+          <w:p>
+            <w:pPr>
+              <w:spacing w:after="0" w:before="0" w:line="240" w:lineRule="auto"/>
+              <w:jc w:val="center"/>
+            </w:pPr>
+            <w:r/>
+            <w:r>
+              <w:rPr>
+                <w:rFonts w:ascii="Times New Roman" w:hAnsi="Times New Roman" w:eastAsia="Times New Roman"/>
+                <w:b w:val="0"/>
+                <w:i w:val="0"/>
+                <w:sz w:val="18"/>
+              </w:rPr>
+              <w:t>ERROR</w:t>
+            </w:r>
+          </w:p>
+        </w:tc>
+        <w:tc>
+          <w:tcPr>
+            <w:tcW w:type="dxa" w:w="1872"/>
+          </w:tcPr>
+          <w:p>
+            <w:pPr>
+              <w:spacing w:after="0" w:before="0" w:line="240" w:lineRule="auto"/>
+              <w:jc w:val="center"/>
+            </w:pPr>
+            <w:r/>
+            <w:r>
+              <w:rPr>
+                <w:rFonts w:ascii="Times New Roman" w:hAnsi="Times New Roman" w:eastAsia="Times New Roman"/>
+                <w:b w:val="0"/>
+                <w:i w:val="0"/>
+                <w:sz w:val="18"/>
+              </w:rPr>
+              <w:t>≥ 3 consecutive demand increases (feature-flagged; default OFF in production)</w:t>
+            </w:r>
+          </w:p>
+        </w:tc>
+      </w:tr>
+      <w:tr>
+        <w:tc>
+          <w:tcPr>
+            <w:tcW w:type="dxa" w:w="1872"/>
+          </w:tcPr>
+          <w:p>
+            <w:pPr>
+              <w:spacing w:after="0" w:before="0" w:line="240" w:lineRule="auto"/>
+              <w:jc w:val="left"/>
+            </w:pPr>
+            <w:r/>
+            <w:r>
+              <w:rPr>
+                <w:rFonts w:ascii="Times New Roman" w:hAnsi="Times New Roman" w:eastAsia="Times New Roman"/>
+                <w:b w:val="0"/>
+                <w:i w:val="0"/>
+                <w:sz w:val="18"/>
+              </w:rPr>
+              <w:t>12</w:t>
+            </w:r>
+          </w:p>
+        </w:tc>
+        <w:tc>
+          <w:tcPr>
+            <w:tcW w:type="dxa" w:w="1872"/>
+          </w:tcPr>
+          <w:p>
+            <w:pPr>
+              <w:spacing w:after="0" w:before="0" w:line="240" w:lineRule="auto"/>
+              <w:jc w:val="center"/>
+            </w:pPr>
+            <w:r/>
+            <w:r>
+              <w:rPr>
+                <w:rFonts w:ascii="Times New Roman" w:hAnsi="Times New Roman" w:eastAsia="Times New Roman"/>
+                <w:b w:val="0"/>
+                <w:i w:val="0"/>
+                <w:sz w:val="18"/>
+              </w:rPr>
+              <w:t>WSA-ACA coherence</w:t>
+            </w:r>
+          </w:p>
+        </w:tc>
+        <w:tc>
+          <w:tcPr>
+            <w:tcW w:type="dxa" w:w="1872"/>
+          </w:tcPr>
+          <w:p>
+            <w:pPr>
+              <w:spacing w:after="0" w:before="0" w:line="240" w:lineRule="auto"/>
+              <w:jc w:val="center"/>
+            </w:pPr>
+            <w:r/>
+            <w:r>
+              <w:rPr>
+                <w:rFonts w:ascii="Times New Roman" w:hAnsi="Times New Roman" w:eastAsia="Times New Roman"/>
+                <w:b w:val="0"/>
+                <w:i w:val="0"/>
+                <w:sz w:val="18"/>
+              </w:rPr>
+              <w:t>Behavioural</w:t>
+            </w:r>
+          </w:p>
+        </w:tc>
+        <w:tc>
+          <w:tcPr>
+            <w:tcW w:type="dxa" w:w="1872"/>
+          </w:tcPr>
+          <w:p>
+            <w:pPr>
+              <w:spacing w:after="0" w:before="0" w:line="240" w:lineRule="auto"/>
+              <w:jc w:val="center"/>
+            </w:pPr>
+            <w:r/>
+            <w:r>
+              <w:rPr>
+                <w:rFonts w:ascii="Times New Roman" w:hAnsi="Times New Roman" w:eastAsia="Times New Roman"/>
+                <w:b w:val="0"/>
+                <w:i w:val="0"/>
+                <w:sz w:val="18"/>
+              </w:rPr>
+              <w:t>ERROR</w:t>
+            </w:r>
+          </w:p>
+        </w:tc>
+        <w:tc>
+          <w:tcPr>
+            <w:tcW w:type="dxa" w:w="1872"/>
+          </w:tcPr>
+          <w:p>
+            <w:pPr>
+              <w:spacing w:after="0" w:before="0" w:line="240" w:lineRule="auto"/>
+              <w:jc w:val="center"/>
+            </w:pPr>
+            <w:r/>
+            <w:r>
+              <w:rPr>
+                <w:rFonts w:ascii="Times New Roman" w:hAnsi="Times New Roman" w:eastAsia="Times New Roman"/>
+                <w:b w:val="0"/>
+                <w:i w:val="0"/>
+                <w:sz w:val="18"/>
+              </w:rPr>
+              <w:t>High water-shortage appraisal + high adaptive capacity → blocks demand increase</w:t>
+            </w:r>
+          </w:p>
+        </w:tc>
+      </w:tr>
+    </w:tbl>
     <w:p>
       <w:pPr>
         <w:spacing w:after="160" w:before="40" w:line="480" w:lineRule="auto"/>
@@ -11224,259 +12753,7 @@
           <w:i/>
           <w:sz w:val="18"/>
         </w:rPr>
-        <w:t>Physical validators (7):</w:t>
-      </w:r>
-    </w:p>
-    <w:p>
-      <w:pPr>
-        <w:spacing w:after="40" w:before="40" w:line="480" w:lineRule="auto"/>
-        <w:ind w:left="720"/>
-        <w:jc w:val="both"/>
-      </w:pPr>
-      <w:r>
-        <w:rPr>
-          <w:rFonts w:ascii="Times New Roman" w:hAnsi="Times New Roman" w:eastAsia="Times New Roman"/>
-          <w:b w:val="0"/>
-          <w:i w:val="0"/>
-          <w:sz w:val="22"/>
-        </w:rPr>
-        <w:t>1. Water balance constraint (USBR allocation rules)</w:t>
-      </w:r>
-    </w:p>
-    <w:p>
-      <w:pPr>
-        <w:spacing w:after="40" w:before="40" w:line="480" w:lineRule="auto"/>
-        <w:ind w:left="720"/>
-        <w:jc w:val="both"/>
-      </w:pPr>
-      <w:r>
-        <w:rPr>
-          <w:rFonts w:ascii="Times New Roman" w:hAnsi="Times New Roman" w:eastAsia="Times New Roman"/>
-          <w:b w:val="0"/>
-          <w:i w:val="0"/>
-          <w:sz w:val="22"/>
-        </w:rPr>
-        <w:t>2. Reservoir capacity bounds (Lake Mead: 1,000–1,229 ft)</w:t>
-      </w:r>
-    </w:p>
-    <w:p>
-      <w:pPr>
-        <w:spacing w:after="40" w:before="40" w:line="480" w:lineRule="auto"/>
-        <w:ind w:left="720"/>
-        <w:jc w:val="both"/>
-      </w:pPr>
-      <w:r>
-        <w:rPr>
-          <w:rFonts w:ascii="Times New Roman" w:hAnsi="Times New Roman" w:eastAsia="Times New Roman"/>
-          <w:b w:val="0"/>
-          <w:i w:val="0"/>
-          <w:sz w:val="22"/>
-        </w:rPr>
-        <w:t>3. Demand magnitude feasibility (≤200% baseline)</w:t>
-      </w:r>
-    </w:p>
-    <w:p>
-      <w:pPr>
-        <w:spacing w:after="40" w:before="40" w:line="480" w:lineRule="auto"/>
-        <w:ind w:left="720"/>
-        <w:jc w:val="both"/>
-      </w:pPr>
-      <w:r>
-        <w:rPr>
-          <w:rFonts w:ascii="Times New Roman" w:hAnsi="Times New Roman" w:eastAsia="Times New Roman"/>
-          <w:b w:val="0"/>
-          <w:i w:val="0"/>
-          <w:sz w:val="22"/>
-        </w:rPr>
-        <w:t>4. Infrastructure capacity limits</w:t>
-      </w:r>
-    </w:p>
-    <w:p>
-      <w:pPr>
-        <w:spacing w:after="40" w:before="40" w:line="480" w:lineRule="auto"/>
-        <w:ind w:left="720"/>
-        <w:jc w:val="both"/>
-      </w:pPr>
-      <w:r>
-        <w:rPr>
-          <w:rFonts w:ascii="Times New Roman" w:hAnsi="Times New Roman" w:eastAsia="Times New Roman"/>
-          <w:b w:val="0"/>
-          <w:i w:val="0"/>
-          <w:sz w:val="22"/>
-        </w:rPr>
-        <w:t>5. Drought tier consistency (USBR 2007 guidelines)</w:t>
-      </w:r>
-    </w:p>
-    <w:p>
-      <w:pPr>
-        <w:spacing w:after="40" w:before="40" w:line="480" w:lineRule="auto"/>
-        <w:ind w:left="720"/>
-        <w:jc w:val="both"/>
-      </w:pPr>
-      <w:r>
-        <w:rPr>
-          <w:rFonts w:ascii="Times New Roman" w:hAnsi="Times New Roman" w:eastAsia="Times New Roman"/>
-          <w:b w:val="0"/>
-          <w:i w:val="0"/>
-          <w:sz w:val="22"/>
-        </w:rPr>
-        <w:t>6. Evaporation rate bounds</w:t>
-      </w:r>
-    </w:p>
-    <w:p>
-      <w:pPr>
-        <w:spacing w:after="40" w:before="40" w:line="480" w:lineRule="auto"/>
-        <w:ind w:left="720"/>
-        <w:jc w:val="both"/>
-      </w:pPr>
-      <w:r>
-        <w:rPr>
-          <w:rFonts w:ascii="Times New Roman" w:hAnsi="Times New Roman" w:eastAsia="Times New Roman"/>
-          <w:b w:val="0"/>
-          <w:i w:val="0"/>
-          <w:sz w:val="22"/>
-        </w:rPr>
-        <w:t>7. Upstream flow variability constraints</w:t>
-      </w:r>
-    </w:p>
-    <w:p>
-      <w:pPr>
-        <w:spacing w:after="160" w:before="40" w:line="480" w:lineRule="auto"/>
-        <w:jc w:val="both"/>
-      </w:pPr>
-      <w:r>
-        <w:rPr>
-          <w:rFonts w:ascii="Times New Roman" w:hAnsi="Times New Roman" w:eastAsia="Times New Roman"/>
-          <w:b w:val="0"/>
-          <w:i/>
-          <w:sz w:val="18"/>
-        </w:rPr>
-        <w:t>Institutional validators (1):</w:t>
-      </w:r>
-    </w:p>
-    <w:p>
-      <w:pPr>
-        <w:spacing w:after="40" w:before="40" w:line="480" w:lineRule="auto"/>
-        <w:ind w:left="720"/>
-        <w:jc w:val="both"/>
-      </w:pPr>
-      <w:r>
-        <w:rPr>
-          <w:rFonts w:ascii="Times New Roman" w:hAnsi="Times New Roman" w:eastAsia="Times New Roman"/>
-          <w:b w:val="0"/>
-          <w:i w:val="0"/>
-          <w:sz w:val="22"/>
-        </w:rPr>
-        <w:t>8. Demand ceiling stabilizer (blocks demand-increase proposals when aggregate basin demand exceeds 6.0 MAF — the rule tested in the no-ceiling ablation)</w:t>
-      </w:r>
-    </w:p>
-    <w:p>
-      <w:pPr>
-        <w:spacing w:after="160" w:before="40" w:line="480" w:lineRule="auto"/>
-        <w:jc w:val="both"/>
-      </w:pPr>
-      <w:r>
-        <w:rPr>
-          <w:rFonts w:ascii="Times New Roman" w:hAnsi="Times New Roman" w:eastAsia="Times New Roman"/>
-          <w:b w:val="0"/>
-          <w:i/>
-          <w:sz w:val="18"/>
-        </w:rPr>
-        <w:t>Social validators (2):</w:t>
-      </w:r>
-    </w:p>
-    <w:p>
-      <w:pPr>
-        <w:spacing w:after="40" w:before="40" w:line="480" w:lineRule="auto"/>
-        <w:ind w:left="720"/>
-        <w:jc w:val="both"/>
-      </w:pPr>
-      <w:r>
-        <w:rPr>
-          <w:rFonts w:ascii="Times New Roman" w:hAnsi="Times New Roman" w:eastAsia="Times New Roman"/>
-          <w:b w:val="0"/>
-          <w:i w:val="0"/>
-          <w:sz w:val="22"/>
-        </w:rPr>
-        <w:t>9. Equity constraint (within-group demand variance limits)</w:t>
-      </w:r>
-    </w:p>
-    <w:p>
-      <w:pPr>
-        <w:spacing w:after="40" w:before="40" w:line="480" w:lineRule="auto"/>
-        <w:ind w:left="720"/>
-        <w:jc w:val="both"/>
-      </w:pPr>
-      <w:r>
-        <w:rPr>
-          <w:rFonts w:ascii="Times New Roman" w:hAnsi="Times New Roman" w:eastAsia="Times New Roman"/>
-          <w:b w:val="0"/>
-          <w:i w:val="0"/>
-          <w:sz w:val="22"/>
-        </w:rPr>
-        <w:t>10. Communication protocol compliance</w:t>
-      </w:r>
-    </w:p>
-    <w:p>
-      <w:pPr>
-        <w:spacing w:after="160" w:before="40" w:line="480" w:lineRule="auto"/>
-        <w:jc w:val="both"/>
-      </w:pPr>
-      <w:r>
-        <w:rPr>
-          <w:rFonts w:ascii="Times New Roman" w:hAnsi="Times New Roman" w:eastAsia="Times New Roman"/>
-          <w:b w:val="0"/>
-          <w:i/>
-          <w:sz w:val="18"/>
-        </w:rPr>
-        <w:t>Temporal validators (1):</w:t>
-      </w:r>
-    </w:p>
-    <w:p>
-      <w:pPr>
-        <w:spacing w:after="40" w:before="40" w:line="480" w:lineRule="auto"/>
-        <w:ind w:left="720"/>
-        <w:jc w:val="both"/>
-      </w:pPr>
-      <w:r>
-        <w:rPr>
-          <w:rFonts w:ascii="Times New Roman" w:hAnsi="Times New Roman" w:eastAsia="Times New Roman"/>
-          <w:b w:val="0"/>
-          <w:i w:val="0"/>
-          <w:sz w:val="22"/>
-        </w:rPr>
-        <w:t>11. Inter-annual demand smoothness (≤30% year-over-year change)</w:t>
-      </w:r>
-    </w:p>
-    <w:p>
-      <w:pPr>
-        <w:spacing w:after="160" w:before="40" w:line="480" w:lineRule="auto"/>
-        <w:jc w:val="both"/>
-      </w:pPr>
-      <w:r>
-        <w:rPr>
-          <w:rFonts w:ascii="Times New Roman" w:hAnsi="Times New Roman" w:eastAsia="Times New Roman"/>
-          <w:b w:val="0"/>
-          <w:i/>
-          <w:sz w:val="18"/>
-        </w:rPr>
-        <w:t>Behavioural validators (1):</w:t>
-      </w:r>
-    </w:p>
-    <w:p>
-      <w:pPr>
-        <w:spacing w:after="40" w:before="40" w:line="480" w:lineRule="auto"/>
-        <w:ind w:left="720"/>
-        <w:jc w:val="both"/>
-      </w:pPr>
-      <w:r>
-        <w:rPr>
-          <w:rFonts w:ascii="Times New Roman" w:hAnsi="Times New Roman" w:eastAsia="Times New Roman"/>
-          <w:b w:val="0"/>
-          <w:i w:val="0"/>
-          <w:sz w:val="22"/>
-        </w:rPr>
-        <w:t>12. WSA-ACA construct-action alignment</w:t>
+        <w:t>Notes: Validators 1–8 enforce physical and economic feasibility. Validator 5 is the demand-ceiling rule tested in the ablation experiment (main text, R2). Validator 6 uses split severity: drought index ≥ 0.7 triggers WARNING (flags large increases), while drought index ≥ 0.85 escalates to ERROR (blocks all increases). Validator 9 similarly uses split severity: Tier 2+ shortage triggers ERROR (blocks all increases), while Tier 1 triggers WARNING (blocks large increases only). Validator 11 was disabled in production runs. Validator 12 operationalises the dual-appraisal framework (WSA/ACA). Irrigation IBR decomposes into three rule sets mapped to specific validators: (A) physical impossibilities — validators 1, 2, 3, and 8 (proposing increases at cap, decreases at zero, below minimum utilisation, or during supply gaps); (B) dual-appraisal incoherence — validator 12 (WSA/ACA label–action mismatches evaluated against a 25-cell coherence matrix); (C) temporal violations — validator 11 logic applied post-hoc (≥ 4 consecutive increases during drought, evaluated regardless of whether the runtime validator was active). BRI ≈ 1 − IBR, using a domain-specific definition where rational behaviour = not increasing demand during high scarcity (see Methods).</w:t>
       </w:r>
     </w:p>
     <w:p>
@@ -11500,7 +12777,7 @@
           <w:i w:val="0"/>
           <w:sz w:val="22"/>
         </w:rPr>
-        <w:t>Flood domain (coastal household adaptation):</w:t>
+        <w:t>Supplementary Table SN-B. Flood domain governance validators (13 total: 4 behavioural + 5 domain + 4 epistemic).</w:t>
       </w:r>
       <w:r>
         <w:rPr>
@@ -11511,172 +12788,1894 @@
         </w:rPr>
       </w:r>
     </w:p>
+    <w:tbl>
+      <w:tblPr>
+        <w:tblStyle w:val="TableGrid"/>
+        <w:tblW w:type="auto" w:w="0"/>
+        <w:jc w:val="center"/>
+        <w:tblLook w:firstColumn="1" w:firstRow="1" w:lastColumn="0" w:lastRow="0" w:noHBand="0" w:noVBand="1" w:val="04A0"/>
+      </w:tblPr>
+      <w:tblGrid>
+        <w:gridCol w:w="1872"/>
+        <w:gridCol w:w="1872"/>
+        <w:gridCol w:w="1872"/>
+        <w:gridCol w:w="1872"/>
+        <w:gridCol w:w="1872"/>
+      </w:tblGrid>
+      <w:tr>
+        <w:tc>
+          <w:tcPr>
+            <w:tcW w:type="dxa" w:w="1872"/>
+            <w:shd w:fill="E8E8E8" w:val="clear"/>
+          </w:tcPr>
+          <w:p>
+            <w:pPr>
+              <w:spacing w:after="0" w:before="0" w:line="240" w:lineRule="auto"/>
+              <w:jc w:val="center"/>
+            </w:pPr>
+            <w:r/>
+            <w:r>
+              <w:rPr>
+                <w:rFonts w:ascii="Times New Roman" w:hAnsi="Times New Roman" w:eastAsia="Times New Roman"/>
+                <w:b/>
+                <w:i w:val="0"/>
+                <w:sz w:val="18"/>
+              </w:rPr>
+              <w:t>#</w:t>
+            </w:r>
+          </w:p>
+        </w:tc>
+        <w:tc>
+          <w:tcPr>
+            <w:tcW w:type="dxa" w:w="1872"/>
+            <w:shd w:fill="E8E8E8" w:val="clear"/>
+          </w:tcPr>
+          <w:p>
+            <w:pPr>
+              <w:spacing w:after="0" w:before="0" w:line="240" w:lineRule="auto"/>
+              <w:jc w:val="center"/>
+            </w:pPr>
+            <w:r/>
+            <w:r>
+              <w:rPr>
+                <w:rFonts w:ascii="Times New Roman" w:hAnsi="Times New Roman" w:eastAsia="Times New Roman"/>
+                <w:b/>
+                <w:i w:val="0"/>
+                <w:sz w:val="18"/>
+              </w:rPr>
+              <w:t>Validator</w:t>
+            </w:r>
+          </w:p>
+        </w:tc>
+        <w:tc>
+          <w:tcPr>
+            <w:tcW w:type="dxa" w:w="1872"/>
+            <w:shd w:fill="E8E8E8" w:val="clear"/>
+          </w:tcPr>
+          <w:p>
+            <w:pPr>
+              <w:spacing w:after="0" w:before="0" w:line="240" w:lineRule="auto"/>
+              <w:jc w:val="center"/>
+            </w:pPr>
+            <w:r/>
+            <w:r>
+              <w:rPr>
+                <w:rFonts w:ascii="Times New Roman" w:hAnsi="Times New Roman" w:eastAsia="Times New Roman"/>
+                <w:b/>
+                <w:i w:val="0"/>
+                <w:sz w:val="18"/>
+              </w:rPr>
+              <w:t>Category</w:t>
+            </w:r>
+          </w:p>
+        </w:tc>
+        <w:tc>
+          <w:tcPr>
+            <w:tcW w:type="dxa" w:w="1872"/>
+            <w:shd w:fill="E8E8E8" w:val="clear"/>
+          </w:tcPr>
+          <w:p>
+            <w:pPr>
+              <w:spacing w:after="0" w:before="0" w:line="240" w:lineRule="auto"/>
+              <w:jc w:val="center"/>
+            </w:pPr>
+            <w:r/>
+            <w:r>
+              <w:rPr>
+                <w:rFonts w:ascii="Times New Roman" w:hAnsi="Times New Roman" w:eastAsia="Times New Roman"/>
+                <w:b/>
+                <w:i w:val="0"/>
+                <w:sz w:val="18"/>
+              </w:rPr>
+              <w:t>Severity</w:t>
+            </w:r>
+          </w:p>
+        </w:tc>
+        <w:tc>
+          <w:tcPr>
+            <w:tcW w:type="dxa" w:w="1872"/>
+            <w:shd w:fill="E8E8E8" w:val="clear"/>
+          </w:tcPr>
+          <w:p>
+            <w:pPr>
+              <w:spacing w:after="0" w:before="0" w:line="240" w:lineRule="auto"/>
+              <w:jc w:val="center"/>
+            </w:pPr>
+            <w:r/>
+            <w:r>
+              <w:rPr>
+                <w:rFonts w:ascii="Times New Roman" w:hAnsi="Times New Roman" w:eastAsia="Times New Roman"/>
+                <w:b/>
+                <w:i w:val="0"/>
+                <w:sz w:val="18"/>
+              </w:rPr>
+              <w:t>Trigger Condition</w:t>
+            </w:r>
+          </w:p>
+        </w:tc>
+      </w:tr>
+      <w:tr>
+        <w:tc>
+          <w:tcPr>
+            <w:tcW w:type="dxa" w:w="1872"/>
+          </w:tcPr>
+          <w:p>
+            <w:pPr>
+              <w:spacing w:after="0" w:before="0" w:line="240" w:lineRule="auto"/>
+              <w:jc w:val="left"/>
+            </w:pPr>
+            <w:r/>
+            <w:r>
+              <w:rPr>
+                <w:rFonts w:ascii="Times New Roman" w:hAnsi="Times New Roman" w:eastAsia="Times New Roman"/>
+                <w:b w:val="0"/>
+                <w:i w:val="0"/>
+                <w:sz w:val="18"/>
+              </w:rPr>
+            </w:r>
+          </w:p>
+        </w:tc>
+        <w:tc>
+          <w:tcPr>
+            <w:tcW w:type="dxa" w:w="1872"/>
+          </w:tcPr>
+          <w:p>
+            <w:pPr>
+              <w:spacing w:after="0" w:before="0" w:line="240" w:lineRule="auto"/>
+              <w:jc w:val="center"/>
+            </w:pPr>
+            <w:r/>
+            <w:r>
+              <w:rPr>
+                <w:rFonts w:ascii="Times New Roman" w:hAnsi="Times New Roman" w:eastAsia="Times New Roman"/>
+                <w:b w:val="0"/>
+                <w:i w:val="0"/>
+                <w:sz w:val="18"/>
+              </w:rPr>
+            </w:r>
+            <w:r>
+              <w:rPr>
+                <w:rFonts w:ascii="Times New Roman" w:hAnsi="Times New Roman" w:eastAsia="Times New Roman"/>
+                <w:b/>
+                <w:i w:val="0"/>
+                <w:sz w:val="18"/>
+              </w:rPr>
+              <w:t>Behavioural governance rules (PMT-derived)</w:t>
+            </w:r>
+            <w:r>
+              <w:rPr>
+                <w:rFonts w:ascii="Times New Roman" w:hAnsi="Times New Roman" w:eastAsia="Times New Roman"/>
+                <w:b w:val="0"/>
+                <w:i w:val="0"/>
+                <w:sz w:val="18"/>
+              </w:rPr>
+            </w:r>
+          </w:p>
+        </w:tc>
+        <w:tc>
+          <w:tcPr>
+            <w:tcW w:type="dxa" w:w="1872"/>
+          </w:tcPr>
+          <w:p>
+            <w:pPr>
+              <w:spacing w:after="0" w:before="0" w:line="240" w:lineRule="auto"/>
+              <w:jc w:val="center"/>
+            </w:pPr>
+            <w:r/>
+            <w:r>
+              <w:rPr>
+                <w:rFonts w:ascii="Times New Roman" w:hAnsi="Times New Roman" w:eastAsia="Times New Roman"/>
+                <w:b w:val="0"/>
+                <w:i w:val="0"/>
+                <w:sz w:val="18"/>
+              </w:rPr>
+            </w:r>
+          </w:p>
+        </w:tc>
+        <w:tc>
+          <w:tcPr>
+            <w:tcW w:type="dxa" w:w="1872"/>
+          </w:tcPr>
+          <w:p>
+            <w:pPr>
+              <w:spacing w:after="0" w:before="0" w:line="240" w:lineRule="auto"/>
+              <w:jc w:val="center"/>
+            </w:pPr>
+            <w:r/>
+            <w:r>
+              <w:rPr>
+                <w:rFonts w:ascii="Times New Roman" w:hAnsi="Times New Roman" w:eastAsia="Times New Roman"/>
+                <w:b w:val="0"/>
+                <w:i w:val="0"/>
+                <w:sz w:val="18"/>
+              </w:rPr>
+            </w:r>
+          </w:p>
+        </w:tc>
+        <w:tc>
+          <w:tcPr>
+            <w:tcW w:type="dxa" w:w="1872"/>
+          </w:tcPr>
+          <w:p>
+            <w:pPr>
+              <w:spacing w:after="0" w:before="0" w:line="240" w:lineRule="auto"/>
+              <w:jc w:val="center"/>
+            </w:pPr>
+            <w:r/>
+            <w:r>
+              <w:rPr>
+                <w:rFonts w:ascii="Times New Roman" w:hAnsi="Times New Roman" w:eastAsia="Times New Roman"/>
+                <w:b w:val="0"/>
+                <w:i w:val="0"/>
+                <w:sz w:val="18"/>
+              </w:rPr>
+            </w:r>
+          </w:p>
+        </w:tc>
+      </w:tr>
+      <w:tr>
+        <w:tc>
+          <w:tcPr>
+            <w:tcW w:type="dxa" w:w="1872"/>
+          </w:tcPr>
+          <w:p>
+            <w:pPr>
+              <w:spacing w:after="0" w:before="0" w:line="240" w:lineRule="auto"/>
+              <w:jc w:val="left"/>
+            </w:pPr>
+            <w:r/>
+            <w:r>
+              <w:rPr>
+                <w:rFonts w:ascii="Times New Roman" w:hAnsi="Times New Roman" w:eastAsia="Times New Roman"/>
+                <w:b w:val="0"/>
+                <w:i w:val="0"/>
+                <w:sz w:val="18"/>
+              </w:rPr>
+              <w:t>1</w:t>
+            </w:r>
+          </w:p>
+        </w:tc>
+        <w:tc>
+          <w:tcPr>
+            <w:tcW w:type="dxa" w:w="1872"/>
+          </w:tcPr>
+          <w:p>
+            <w:pPr>
+              <w:spacing w:after="0" w:before="0" w:line="240" w:lineRule="auto"/>
+              <w:jc w:val="center"/>
+            </w:pPr>
+            <w:r/>
+            <w:r>
+              <w:rPr>
+                <w:rFonts w:ascii="Times New Roman" w:hAnsi="Times New Roman" w:eastAsia="Times New Roman"/>
+                <w:b w:val="0"/>
+                <w:i w:val="0"/>
+                <w:sz w:val="18"/>
+              </w:rPr>
+              <w:t>Extreme-threat block</w:t>
+            </w:r>
+          </w:p>
+        </w:tc>
+        <w:tc>
+          <w:tcPr>
+            <w:tcW w:type="dxa" w:w="1872"/>
+          </w:tcPr>
+          <w:p>
+            <w:pPr>
+              <w:spacing w:after="0" w:before="0" w:line="240" w:lineRule="auto"/>
+              <w:jc w:val="center"/>
+            </w:pPr>
+            <w:r/>
+            <w:r>
+              <w:rPr>
+                <w:rFonts w:ascii="Times New Roman" w:hAnsi="Times New Roman" w:eastAsia="Times New Roman"/>
+                <w:b w:val="0"/>
+                <w:i w:val="0"/>
+                <w:sz w:val="18"/>
+              </w:rPr>
+              <w:t>PMT governance</w:t>
+            </w:r>
+          </w:p>
+        </w:tc>
+        <w:tc>
+          <w:tcPr>
+            <w:tcW w:type="dxa" w:w="1872"/>
+          </w:tcPr>
+          <w:p>
+            <w:pPr>
+              <w:spacing w:after="0" w:before="0" w:line="240" w:lineRule="auto"/>
+              <w:jc w:val="center"/>
+            </w:pPr>
+            <w:r/>
+            <w:r>
+              <w:rPr>
+                <w:rFonts w:ascii="Times New Roman" w:hAnsi="Times New Roman" w:eastAsia="Times New Roman"/>
+                <w:b w:val="0"/>
+                <w:i w:val="0"/>
+                <w:sz w:val="18"/>
+              </w:rPr>
+              <w:t>ERROR</w:t>
+            </w:r>
+          </w:p>
+        </w:tc>
+        <w:tc>
+          <w:tcPr>
+            <w:tcW w:type="dxa" w:w="1872"/>
+          </w:tcPr>
+          <w:p>
+            <w:pPr>
+              <w:spacing w:after="0" w:before="0" w:line="240" w:lineRule="auto"/>
+              <w:jc w:val="center"/>
+            </w:pPr>
+            <w:r/>
+            <w:r>
+              <w:rPr>
+                <w:rFonts w:ascii="Times New Roman" w:hAnsi="Times New Roman" w:eastAsia="Times New Roman"/>
+                <w:b w:val="0"/>
+                <w:i w:val="0"/>
+                <w:sz w:val="18"/>
+              </w:rPr>
+              <w:t>Threat perception ≥ High; blocks do_nothing</w:t>
+            </w:r>
+          </w:p>
+        </w:tc>
+      </w:tr>
+      <w:tr>
+        <w:tc>
+          <w:tcPr>
+            <w:tcW w:type="dxa" w:w="1872"/>
+          </w:tcPr>
+          <w:p>
+            <w:pPr>
+              <w:spacing w:after="0" w:before="0" w:line="240" w:lineRule="auto"/>
+              <w:jc w:val="left"/>
+            </w:pPr>
+            <w:r/>
+            <w:r>
+              <w:rPr>
+                <w:rFonts w:ascii="Times New Roman" w:hAnsi="Times New Roman" w:eastAsia="Times New Roman"/>
+                <w:b w:val="0"/>
+                <w:i w:val="0"/>
+                <w:sz w:val="18"/>
+              </w:rPr>
+              <w:t>2</w:t>
+            </w:r>
+          </w:p>
+        </w:tc>
+        <w:tc>
+          <w:tcPr>
+            <w:tcW w:type="dxa" w:w="1872"/>
+          </w:tcPr>
+          <w:p>
+            <w:pPr>
+              <w:spacing w:after="0" w:before="0" w:line="240" w:lineRule="auto"/>
+              <w:jc w:val="center"/>
+            </w:pPr>
+            <w:r/>
+            <w:r>
+              <w:rPr>
+                <w:rFonts w:ascii="Times New Roman" w:hAnsi="Times New Roman" w:eastAsia="Times New Roman"/>
+                <w:b w:val="0"/>
+                <w:i w:val="0"/>
+                <w:sz w:val="18"/>
+              </w:rPr>
+              <w:t>Low-coping block</w:t>
+            </w:r>
+          </w:p>
+        </w:tc>
+        <w:tc>
+          <w:tcPr>
+            <w:tcW w:type="dxa" w:w="1872"/>
+          </w:tcPr>
+          <w:p>
+            <w:pPr>
+              <w:spacing w:after="0" w:before="0" w:line="240" w:lineRule="auto"/>
+              <w:jc w:val="center"/>
+            </w:pPr>
+            <w:r/>
+            <w:r>
+              <w:rPr>
+                <w:rFonts w:ascii="Times New Roman" w:hAnsi="Times New Roman" w:eastAsia="Times New Roman"/>
+                <w:b w:val="0"/>
+                <w:i w:val="0"/>
+                <w:sz w:val="18"/>
+              </w:rPr>
+              <w:t>PMT governance</w:t>
+            </w:r>
+          </w:p>
+        </w:tc>
+        <w:tc>
+          <w:tcPr>
+            <w:tcW w:type="dxa" w:w="1872"/>
+          </w:tcPr>
+          <w:p>
+            <w:pPr>
+              <w:spacing w:after="0" w:before="0" w:line="240" w:lineRule="auto"/>
+              <w:jc w:val="center"/>
+            </w:pPr>
+            <w:r/>
+            <w:r>
+              <w:rPr>
+                <w:rFonts w:ascii="Times New Roman" w:hAnsi="Times New Roman" w:eastAsia="Times New Roman"/>
+                <w:b w:val="0"/>
+                <w:i w:val="0"/>
+                <w:sz w:val="18"/>
+              </w:rPr>
+              <w:t>WARNING</w:t>
+            </w:r>
+          </w:p>
+        </w:tc>
+        <w:tc>
+          <w:tcPr>
+            <w:tcW w:type="dxa" w:w="1872"/>
+          </w:tcPr>
+          <w:p>
+            <w:pPr>
+              <w:spacing w:after="0" w:before="0" w:line="240" w:lineRule="auto"/>
+              <w:jc w:val="center"/>
+            </w:pPr>
+            <w:r/>
+            <w:r>
+              <w:rPr>
+                <w:rFonts w:ascii="Times New Roman" w:hAnsi="Times New Roman" w:eastAsia="Times New Roman"/>
+                <w:b w:val="0"/>
+                <w:i w:val="0"/>
+                <w:sz w:val="18"/>
+              </w:rPr>
+              <w:t>Coping perception ≤ Low; warns against elevate/relocate</w:t>
+            </w:r>
+          </w:p>
+        </w:tc>
+      </w:tr>
+      <w:tr>
+        <w:tc>
+          <w:tcPr>
+            <w:tcW w:type="dxa" w:w="1872"/>
+          </w:tcPr>
+          <w:p>
+            <w:pPr>
+              <w:spacing w:after="0" w:before="0" w:line="240" w:lineRule="auto"/>
+              <w:jc w:val="left"/>
+            </w:pPr>
+            <w:r/>
+            <w:r>
+              <w:rPr>
+                <w:rFonts w:ascii="Times New Roman" w:hAnsi="Times New Roman" w:eastAsia="Times New Roman"/>
+                <w:b w:val="0"/>
+                <w:i w:val="0"/>
+                <w:sz w:val="18"/>
+              </w:rPr>
+              <w:t>3</w:t>
+            </w:r>
+          </w:p>
+        </w:tc>
+        <w:tc>
+          <w:tcPr>
+            <w:tcW w:type="dxa" w:w="1872"/>
+          </w:tcPr>
+          <w:p>
+            <w:pPr>
+              <w:spacing w:after="0" w:before="0" w:line="240" w:lineRule="auto"/>
+              <w:jc w:val="center"/>
+            </w:pPr>
+            <w:r/>
+            <w:r>
+              <w:rPr>
+                <w:rFonts w:ascii="Times New Roman" w:hAnsi="Times New Roman" w:eastAsia="Times New Roman"/>
+                <w:b w:val="0"/>
+                <w:i w:val="0"/>
+                <w:sz w:val="18"/>
+              </w:rPr>
+              <w:t>Relocation-threat-low</w:t>
+            </w:r>
+          </w:p>
+        </w:tc>
+        <w:tc>
+          <w:tcPr>
+            <w:tcW w:type="dxa" w:w="1872"/>
+          </w:tcPr>
+          <w:p>
+            <w:pPr>
+              <w:spacing w:after="0" w:before="0" w:line="240" w:lineRule="auto"/>
+              <w:jc w:val="center"/>
+            </w:pPr>
+            <w:r/>
+            <w:r>
+              <w:rPr>
+                <w:rFonts w:ascii="Times New Roman" w:hAnsi="Times New Roman" w:eastAsia="Times New Roman"/>
+                <w:b w:val="0"/>
+                <w:i w:val="0"/>
+                <w:sz w:val="18"/>
+              </w:rPr>
+              <w:t>PMT governance</w:t>
+            </w:r>
+          </w:p>
+        </w:tc>
+        <w:tc>
+          <w:tcPr>
+            <w:tcW w:type="dxa" w:w="1872"/>
+          </w:tcPr>
+          <w:p>
+            <w:pPr>
+              <w:spacing w:after="0" w:before="0" w:line="240" w:lineRule="auto"/>
+              <w:jc w:val="center"/>
+            </w:pPr>
+            <w:r/>
+            <w:r>
+              <w:rPr>
+                <w:rFonts w:ascii="Times New Roman" w:hAnsi="Times New Roman" w:eastAsia="Times New Roman"/>
+                <w:b w:val="0"/>
+                <w:i w:val="0"/>
+                <w:sz w:val="18"/>
+              </w:rPr>
+              <w:t>ERROR</w:t>
+            </w:r>
+          </w:p>
+        </w:tc>
+        <w:tc>
+          <w:tcPr>
+            <w:tcW w:type="dxa" w:w="1872"/>
+          </w:tcPr>
+          <w:p>
+            <w:pPr>
+              <w:spacing w:after="0" w:before="0" w:line="240" w:lineRule="auto"/>
+              <w:jc w:val="center"/>
+            </w:pPr>
+            <w:r/>
+            <w:r>
+              <w:rPr>
+                <w:rFonts w:ascii="Times New Roman" w:hAnsi="Times New Roman" w:eastAsia="Times New Roman"/>
+                <w:b w:val="0"/>
+                <w:i w:val="0"/>
+                <w:sz w:val="18"/>
+              </w:rPr>
+              <w:t>Threat perception ≤ Low; blocks relocate</w:t>
+            </w:r>
+          </w:p>
+        </w:tc>
+      </w:tr>
+      <w:tr>
+        <w:tc>
+          <w:tcPr>
+            <w:tcW w:type="dxa" w:w="1872"/>
+          </w:tcPr>
+          <w:p>
+            <w:pPr>
+              <w:spacing w:after="0" w:before="0" w:line="240" w:lineRule="auto"/>
+              <w:jc w:val="left"/>
+            </w:pPr>
+            <w:r/>
+            <w:r>
+              <w:rPr>
+                <w:rFonts w:ascii="Times New Roman" w:hAnsi="Times New Roman" w:eastAsia="Times New Roman"/>
+                <w:b w:val="0"/>
+                <w:i w:val="0"/>
+                <w:sz w:val="18"/>
+              </w:rPr>
+              <w:t>4</w:t>
+            </w:r>
+          </w:p>
+        </w:tc>
+        <w:tc>
+          <w:tcPr>
+            <w:tcW w:type="dxa" w:w="1872"/>
+          </w:tcPr>
+          <w:p>
+            <w:pPr>
+              <w:spacing w:after="0" w:before="0" w:line="240" w:lineRule="auto"/>
+              <w:jc w:val="center"/>
+            </w:pPr>
+            <w:r/>
+            <w:r>
+              <w:rPr>
+                <w:rFonts w:ascii="Times New Roman" w:hAnsi="Times New Roman" w:eastAsia="Times New Roman"/>
+                <w:b w:val="0"/>
+                <w:i w:val="0"/>
+                <w:sz w:val="18"/>
+              </w:rPr>
+              <w:t>Elevation-threat-low</w:t>
+            </w:r>
+          </w:p>
+        </w:tc>
+        <w:tc>
+          <w:tcPr>
+            <w:tcW w:type="dxa" w:w="1872"/>
+          </w:tcPr>
+          <w:p>
+            <w:pPr>
+              <w:spacing w:after="0" w:before="0" w:line="240" w:lineRule="auto"/>
+              <w:jc w:val="center"/>
+            </w:pPr>
+            <w:r/>
+            <w:r>
+              <w:rPr>
+                <w:rFonts w:ascii="Times New Roman" w:hAnsi="Times New Roman" w:eastAsia="Times New Roman"/>
+                <w:b w:val="0"/>
+                <w:i w:val="0"/>
+                <w:sz w:val="18"/>
+              </w:rPr>
+              <w:t>PMT governance</w:t>
+            </w:r>
+          </w:p>
+        </w:tc>
+        <w:tc>
+          <w:tcPr>
+            <w:tcW w:type="dxa" w:w="1872"/>
+          </w:tcPr>
+          <w:p>
+            <w:pPr>
+              <w:spacing w:after="0" w:before="0" w:line="240" w:lineRule="auto"/>
+              <w:jc w:val="center"/>
+            </w:pPr>
+            <w:r/>
+            <w:r>
+              <w:rPr>
+                <w:rFonts w:ascii="Times New Roman" w:hAnsi="Times New Roman" w:eastAsia="Times New Roman"/>
+                <w:b w:val="0"/>
+                <w:i w:val="0"/>
+                <w:sz w:val="18"/>
+              </w:rPr>
+              <w:t>ERROR</w:t>
+            </w:r>
+          </w:p>
+        </w:tc>
+        <w:tc>
+          <w:tcPr>
+            <w:tcW w:type="dxa" w:w="1872"/>
+          </w:tcPr>
+          <w:p>
+            <w:pPr>
+              <w:spacing w:after="0" w:before="0" w:line="240" w:lineRule="auto"/>
+              <w:jc w:val="center"/>
+            </w:pPr>
+            <w:r/>
+            <w:r>
+              <w:rPr>
+                <w:rFonts w:ascii="Times New Roman" w:hAnsi="Times New Roman" w:eastAsia="Times New Roman"/>
+                <w:b w:val="0"/>
+                <w:i w:val="0"/>
+                <w:sz w:val="18"/>
+              </w:rPr>
+              <w:t>Threat perception ≤ Low; blocks elevate</w:t>
+            </w:r>
+          </w:p>
+        </w:tc>
+      </w:tr>
+      <w:tr>
+        <w:tc>
+          <w:tcPr>
+            <w:tcW w:type="dxa" w:w="1872"/>
+          </w:tcPr>
+          <w:p>
+            <w:pPr>
+              <w:spacing w:after="0" w:before="0" w:line="240" w:lineRule="auto"/>
+              <w:jc w:val="left"/>
+            </w:pPr>
+            <w:r/>
+            <w:r>
+              <w:rPr>
+                <w:rFonts w:ascii="Times New Roman" w:hAnsi="Times New Roman" w:eastAsia="Times New Roman"/>
+                <w:b w:val="0"/>
+                <w:i w:val="0"/>
+                <w:sz w:val="18"/>
+              </w:rPr>
+            </w:r>
+          </w:p>
+        </w:tc>
+        <w:tc>
+          <w:tcPr>
+            <w:tcW w:type="dxa" w:w="1872"/>
+          </w:tcPr>
+          <w:p>
+            <w:pPr>
+              <w:spacing w:after="0" w:before="0" w:line="240" w:lineRule="auto"/>
+              <w:jc w:val="center"/>
+            </w:pPr>
+            <w:r/>
+            <w:r>
+              <w:rPr>
+                <w:rFonts w:ascii="Times New Roman" w:hAnsi="Times New Roman" w:eastAsia="Times New Roman"/>
+                <w:b w:val="0"/>
+                <w:i w:val="0"/>
+                <w:sz w:val="18"/>
+              </w:rPr>
+            </w:r>
+            <w:r>
+              <w:rPr>
+                <w:rFonts w:ascii="Times New Roman" w:hAnsi="Times New Roman" w:eastAsia="Times New Roman"/>
+                <w:b/>
+                <w:i w:val="0"/>
+                <w:sz w:val="18"/>
+              </w:rPr>
+              <w:t>Domain constraints (simulation infrastructure)</w:t>
+            </w:r>
+            <w:r>
+              <w:rPr>
+                <w:rFonts w:ascii="Times New Roman" w:hAnsi="Times New Roman" w:eastAsia="Times New Roman"/>
+                <w:b w:val="0"/>
+                <w:i w:val="0"/>
+                <w:sz w:val="18"/>
+              </w:rPr>
+            </w:r>
+          </w:p>
+        </w:tc>
+        <w:tc>
+          <w:tcPr>
+            <w:tcW w:type="dxa" w:w="1872"/>
+          </w:tcPr>
+          <w:p>
+            <w:pPr>
+              <w:spacing w:after="0" w:before="0" w:line="240" w:lineRule="auto"/>
+              <w:jc w:val="center"/>
+            </w:pPr>
+            <w:r/>
+            <w:r>
+              <w:rPr>
+                <w:rFonts w:ascii="Times New Roman" w:hAnsi="Times New Roman" w:eastAsia="Times New Roman"/>
+                <w:b w:val="0"/>
+                <w:i w:val="0"/>
+                <w:sz w:val="18"/>
+              </w:rPr>
+            </w:r>
+          </w:p>
+        </w:tc>
+        <w:tc>
+          <w:tcPr>
+            <w:tcW w:type="dxa" w:w="1872"/>
+          </w:tcPr>
+          <w:p>
+            <w:pPr>
+              <w:spacing w:after="0" w:before="0" w:line="240" w:lineRule="auto"/>
+              <w:jc w:val="center"/>
+            </w:pPr>
+            <w:r/>
+            <w:r>
+              <w:rPr>
+                <w:rFonts w:ascii="Times New Roman" w:hAnsi="Times New Roman" w:eastAsia="Times New Roman"/>
+                <w:b w:val="0"/>
+                <w:i w:val="0"/>
+                <w:sz w:val="18"/>
+              </w:rPr>
+            </w:r>
+          </w:p>
+        </w:tc>
+        <w:tc>
+          <w:tcPr>
+            <w:tcW w:type="dxa" w:w="1872"/>
+          </w:tcPr>
+          <w:p>
+            <w:pPr>
+              <w:spacing w:after="0" w:before="0" w:line="240" w:lineRule="auto"/>
+              <w:jc w:val="center"/>
+            </w:pPr>
+            <w:r/>
+            <w:r>
+              <w:rPr>
+                <w:rFonts w:ascii="Times New Roman" w:hAnsi="Times New Roman" w:eastAsia="Times New Roman"/>
+                <w:b w:val="0"/>
+                <w:i w:val="0"/>
+                <w:sz w:val="18"/>
+              </w:rPr>
+            </w:r>
+          </w:p>
+        </w:tc>
+      </w:tr>
+      <w:tr>
+        <w:tc>
+          <w:tcPr>
+            <w:tcW w:type="dxa" w:w="1872"/>
+          </w:tcPr>
+          <w:p>
+            <w:pPr>
+              <w:spacing w:after="0" w:before="0" w:line="240" w:lineRule="auto"/>
+              <w:jc w:val="left"/>
+            </w:pPr>
+            <w:r/>
+            <w:r>
+              <w:rPr>
+                <w:rFonts w:ascii="Times New Roman" w:hAnsi="Times New Roman" w:eastAsia="Times New Roman"/>
+                <w:b w:val="0"/>
+                <w:i w:val="0"/>
+                <w:sz w:val="18"/>
+              </w:rPr>
+              <w:t>5</w:t>
+            </w:r>
+          </w:p>
+        </w:tc>
+        <w:tc>
+          <w:tcPr>
+            <w:tcW w:type="dxa" w:w="1872"/>
+          </w:tcPr>
+          <w:p>
+            <w:pPr>
+              <w:spacing w:after="0" w:before="0" w:line="240" w:lineRule="auto"/>
+              <w:jc w:val="center"/>
+            </w:pPr>
+            <w:r/>
+            <w:r>
+              <w:rPr>
+                <w:rFonts w:ascii="Times New Roman" w:hAnsi="Times New Roman" w:eastAsia="Times New Roman"/>
+                <w:b w:val="0"/>
+                <w:i w:val="0"/>
+                <w:sz w:val="18"/>
+              </w:rPr>
+              <w:t>Re-elevation block (YAML)</w:t>
+            </w:r>
+          </w:p>
+        </w:tc>
+        <w:tc>
+          <w:tcPr>
+            <w:tcW w:type="dxa" w:w="1872"/>
+          </w:tcPr>
+          <w:p>
+            <w:pPr>
+              <w:spacing w:after="0" w:before="0" w:line="240" w:lineRule="auto"/>
+              <w:jc w:val="center"/>
+            </w:pPr>
+            <w:r/>
+            <w:r>
+              <w:rPr>
+                <w:rFonts w:ascii="Times New Roman" w:hAnsi="Times New Roman" w:eastAsia="Times New Roman"/>
+                <w:b w:val="0"/>
+                <w:i w:val="0"/>
+                <w:sz w:val="18"/>
+              </w:rPr>
+              <w:t>Physical</w:t>
+            </w:r>
+          </w:p>
+        </w:tc>
+        <w:tc>
+          <w:tcPr>
+            <w:tcW w:type="dxa" w:w="1872"/>
+          </w:tcPr>
+          <w:p>
+            <w:pPr>
+              <w:spacing w:after="0" w:before="0" w:line="240" w:lineRule="auto"/>
+              <w:jc w:val="center"/>
+            </w:pPr>
+            <w:r/>
+            <w:r>
+              <w:rPr>
+                <w:rFonts w:ascii="Times New Roman" w:hAnsi="Times New Roman" w:eastAsia="Times New Roman"/>
+                <w:b w:val="0"/>
+                <w:i w:val="0"/>
+                <w:sz w:val="18"/>
+              </w:rPr>
+              <w:t>ERROR</w:t>
+            </w:r>
+          </w:p>
+        </w:tc>
+        <w:tc>
+          <w:tcPr>
+            <w:tcW w:type="dxa" w:w="1872"/>
+          </w:tcPr>
+          <w:p>
+            <w:pPr>
+              <w:spacing w:after="0" w:before="0" w:line="240" w:lineRule="auto"/>
+              <w:jc w:val="center"/>
+            </w:pPr>
+            <w:r/>
+            <w:r>
+              <w:rPr>
+                <w:rFonts w:ascii="Times New Roman" w:hAnsi="Times New Roman" w:eastAsia="Times New Roman"/>
+                <w:b w:val="0"/>
+                <w:i w:val="0"/>
+                <w:sz w:val="18"/>
+              </w:rPr>
+              <w:t>Home already elevated; blocks elevate (declared in skill registry)</w:t>
+            </w:r>
+          </w:p>
+        </w:tc>
+      </w:tr>
+      <w:tr>
+        <w:tc>
+          <w:tcPr>
+            <w:tcW w:type="dxa" w:w="1872"/>
+          </w:tcPr>
+          <w:p>
+            <w:pPr>
+              <w:spacing w:after="0" w:before="0" w:line="240" w:lineRule="auto"/>
+              <w:jc w:val="left"/>
+            </w:pPr>
+            <w:r/>
+            <w:r>
+              <w:rPr>
+                <w:rFonts w:ascii="Times New Roman" w:hAnsi="Times New Roman" w:eastAsia="Times New Roman"/>
+                <w:b w:val="0"/>
+                <w:i w:val="0"/>
+                <w:sz w:val="18"/>
+              </w:rPr>
+              <w:t>6</w:t>
+            </w:r>
+          </w:p>
+        </w:tc>
+        <w:tc>
+          <w:tcPr>
+            <w:tcW w:type="dxa" w:w="1872"/>
+          </w:tcPr>
+          <w:p>
+            <w:pPr>
+              <w:spacing w:after="0" w:before="0" w:line="240" w:lineRule="auto"/>
+              <w:jc w:val="center"/>
+            </w:pPr>
+            <w:r/>
+            <w:r>
+              <w:rPr>
+                <w:rFonts w:ascii="Times New Roman" w:hAnsi="Times New Roman" w:eastAsia="Times New Roman"/>
+                <w:b w:val="0"/>
+                <w:i w:val="0"/>
+                <w:sz w:val="18"/>
+              </w:rPr>
+              <w:t>Re-elevation block (code)</w:t>
+            </w:r>
+          </w:p>
+        </w:tc>
+        <w:tc>
+          <w:tcPr>
+            <w:tcW w:type="dxa" w:w="1872"/>
+          </w:tcPr>
+          <w:p>
+            <w:pPr>
+              <w:spacing w:after="0" w:before="0" w:line="240" w:lineRule="auto"/>
+              <w:jc w:val="center"/>
+            </w:pPr>
+            <w:r/>
+            <w:r>
+              <w:rPr>
+                <w:rFonts w:ascii="Times New Roman" w:hAnsi="Times New Roman" w:eastAsia="Times New Roman"/>
+                <w:b w:val="0"/>
+                <w:i w:val="0"/>
+                <w:sz w:val="18"/>
+              </w:rPr>
+              <w:t>Physical</w:t>
+            </w:r>
+          </w:p>
+        </w:tc>
+        <w:tc>
+          <w:tcPr>
+            <w:tcW w:type="dxa" w:w="1872"/>
+          </w:tcPr>
+          <w:p>
+            <w:pPr>
+              <w:spacing w:after="0" w:before="0" w:line="240" w:lineRule="auto"/>
+              <w:jc w:val="center"/>
+            </w:pPr>
+            <w:r/>
+            <w:r>
+              <w:rPr>
+                <w:rFonts w:ascii="Times New Roman" w:hAnsi="Times New Roman" w:eastAsia="Times New Roman"/>
+                <w:b w:val="0"/>
+                <w:i w:val="0"/>
+                <w:sz w:val="18"/>
+              </w:rPr>
+              <w:t>ERROR</w:t>
+            </w:r>
+          </w:p>
+        </w:tc>
+        <w:tc>
+          <w:tcPr>
+            <w:tcW w:type="dxa" w:w="1872"/>
+          </w:tcPr>
+          <w:p>
+            <w:pPr>
+              <w:spacing w:after="0" w:before="0" w:line="240" w:lineRule="auto"/>
+              <w:jc w:val="center"/>
+            </w:pPr>
+            <w:r/>
+            <w:r>
+              <w:rPr>
+                <w:rFonts w:ascii="Times New Roman" w:hAnsi="Times New Roman" w:eastAsia="Times New Roman"/>
+                <w:b w:val="0"/>
+                <w:i w:val="0"/>
+                <w:sz w:val="18"/>
+              </w:rPr>
+              <w:t>Defence-in-depth duplicate of rule 5 implemented in Python validator; both must pass</w:t>
+            </w:r>
+          </w:p>
+        </w:tc>
+      </w:tr>
+      <w:tr>
+        <w:tc>
+          <w:tcPr>
+            <w:tcW w:type="dxa" w:w="1872"/>
+          </w:tcPr>
+          <w:p>
+            <w:pPr>
+              <w:spacing w:after="0" w:before="0" w:line="240" w:lineRule="auto"/>
+              <w:jc w:val="left"/>
+            </w:pPr>
+            <w:r/>
+            <w:r>
+              <w:rPr>
+                <w:rFonts w:ascii="Times New Roman" w:hAnsi="Times New Roman" w:eastAsia="Times New Roman"/>
+                <w:b w:val="0"/>
+                <w:i w:val="0"/>
+                <w:sz w:val="18"/>
+              </w:rPr>
+              <w:t>7</w:t>
+            </w:r>
+          </w:p>
+        </w:tc>
+        <w:tc>
+          <w:tcPr>
+            <w:tcW w:type="dxa" w:w="1872"/>
+          </w:tcPr>
+          <w:p>
+            <w:pPr>
+              <w:spacing w:after="0" w:before="0" w:line="240" w:lineRule="auto"/>
+              <w:jc w:val="center"/>
+            </w:pPr>
+            <w:r/>
+            <w:r>
+              <w:rPr>
+                <w:rFonts w:ascii="Times New Roman" w:hAnsi="Times New Roman" w:eastAsia="Times New Roman"/>
+                <w:b w:val="0"/>
+                <w:i w:val="0"/>
+                <w:sz w:val="18"/>
+              </w:rPr>
+              <w:t>Post-relocation block</w:t>
+            </w:r>
+          </w:p>
+        </w:tc>
+        <w:tc>
+          <w:tcPr>
+            <w:tcW w:type="dxa" w:w="1872"/>
+          </w:tcPr>
+          <w:p>
+            <w:pPr>
+              <w:spacing w:after="0" w:before="0" w:line="240" w:lineRule="auto"/>
+              <w:jc w:val="center"/>
+            </w:pPr>
+            <w:r/>
+            <w:r>
+              <w:rPr>
+                <w:rFonts w:ascii="Times New Roman" w:hAnsi="Times New Roman" w:eastAsia="Times New Roman"/>
+                <w:b w:val="0"/>
+                <w:i w:val="0"/>
+                <w:sz w:val="18"/>
+              </w:rPr>
+              <w:t>Physical</w:t>
+            </w:r>
+          </w:p>
+        </w:tc>
+        <w:tc>
+          <w:tcPr>
+            <w:tcW w:type="dxa" w:w="1872"/>
+          </w:tcPr>
+          <w:p>
+            <w:pPr>
+              <w:spacing w:after="0" w:before="0" w:line="240" w:lineRule="auto"/>
+              <w:jc w:val="center"/>
+            </w:pPr>
+            <w:r/>
+            <w:r>
+              <w:rPr>
+                <w:rFonts w:ascii="Times New Roman" w:hAnsi="Times New Roman" w:eastAsia="Times New Roman"/>
+                <w:b w:val="0"/>
+                <w:i w:val="0"/>
+                <w:sz w:val="18"/>
+              </w:rPr>
+              <w:t>ERROR</w:t>
+            </w:r>
+          </w:p>
+        </w:tc>
+        <w:tc>
+          <w:tcPr>
+            <w:tcW w:type="dxa" w:w="1872"/>
+          </w:tcPr>
+          <w:p>
+            <w:pPr>
+              <w:spacing w:after="0" w:before="0" w:line="240" w:lineRule="auto"/>
+              <w:jc w:val="center"/>
+            </w:pPr>
+            <w:r/>
+            <w:r>
+              <w:rPr>
+                <w:rFonts w:ascii="Times New Roman" w:hAnsi="Times New Roman" w:eastAsia="Times New Roman"/>
+                <w:b w:val="0"/>
+                <w:i w:val="0"/>
+                <w:sz w:val="18"/>
+              </w:rPr>
+              <w:t>Agent relocated; blocks all property actions</w:t>
+            </w:r>
+          </w:p>
+        </w:tc>
+      </w:tr>
+      <w:tr>
+        <w:tc>
+          <w:tcPr>
+            <w:tcW w:type="dxa" w:w="1872"/>
+          </w:tcPr>
+          <w:p>
+            <w:pPr>
+              <w:spacing w:after="0" w:before="0" w:line="240" w:lineRule="auto"/>
+              <w:jc w:val="left"/>
+            </w:pPr>
+            <w:r/>
+            <w:r>
+              <w:rPr>
+                <w:rFonts w:ascii="Times New Roman" w:hAnsi="Times New Roman" w:eastAsia="Times New Roman"/>
+                <w:b w:val="0"/>
+                <w:i w:val="0"/>
+                <w:sz w:val="18"/>
+              </w:rPr>
+              <w:t>8</w:t>
+            </w:r>
+          </w:p>
+        </w:tc>
+        <w:tc>
+          <w:tcPr>
+            <w:tcW w:type="dxa" w:w="1872"/>
+          </w:tcPr>
+          <w:p>
+            <w:pPr>
+              <w:spacing w:after="0" w:before="0" w:line="240" w:lineRule="auto"/>
+              <w:jc w:val="center"/>
+            </w:pPr>
+            <w:r/>
+            <w:r>
+              <w:rPr>
+                <w:rFonts w:ascii="Times New Roman" w:hAnsi="Times New Roman" w:eastAsia="Times New Roman"/>
+                <w:b w:val="0"/>
+                <w:i w:val="0"/>
+                <w:sz w:val="18"/>
+              </w:rPr>
+              <w:t>Renter restriction</w:t>
+            </w:r>
+          </w:p>
+        </w:tc>
+        <w:tc>
+          <w:tcPr>
+            <w:tcW w:type="dxa" w:w="1872"/>
+          </w:tcPr>
+          <w:p>
+            <w:pPr>
+              <w:spacing w:after="0" w:before="0" w:line="240" w:lineRule="auto"/>
+              <w:jc w:val="center"/>
+            </w:pPr>
+            <w:r/>
+            <w:r>
+              <w:rPr>
+                <w:rFonts w:ascii="Times New Roman" w:hAnsi="Times New Roman" w:eastAsia="Times New Roman"/>
+                <w:b w:val="0"/>
+                <w:i w:val="0"/>
+                <w:sz w:val="18"/>
+              </w:rPr>
+              <w:t>Institutional</w:t>
+            </w:r>
+          </w:p>
+        </w:tc>
+        <w:tc>
+          <w:tcPr>
+            <w:tcW w:type="dxa" w:w="1872"/>
+          </w:tcPr>
+          <w:p>
+            <w:pPr>
+              <w:spacing w:after="0" w:before="0" w:line="240" w:lineRule="auto"/>
+              <w:jc w:val="center"/>
+            </w:pPr>
+            <w:r/>
+            <w:r>
+              <w:rPr>
+                <w:rFonts w:ascii="Times New Roman" w:hAnsi="Times New Roman" w:eastAsia="Times New Roman"/>
+                <w:b w:val="0"/>
+                <w:i w:val="0"/>
+                <w:sz w:val="18"/>
+              </w:rPr>
+              <w:t>ERROR</w:t>
+            </w:r>
+          </w:p>
+        </w:tc>
+        <w:tc>
+          <w:tcPr>
+            <w:tcW w:type="dxa" w:w="1872"/>
+          </w:tcPr>
+          <w:p>
+            <w:pPr>
+              <w:spacing w:after="0" w:before="0" w:line="240" w:lineRule="auto"/>
+              <w:jc w:val="center"/>
+            </w:pPr>
+            <w:r/>
+            <w:r>
+              <w:rPr>
+                <w:rFonts w:ascii="Times New Roman" w:hAnsi="Times New Roman" w:eastAsia="Times New Roman"/>
+                <w:b w:val="0"/>
+                <w:i w:val="0"/>
+                <w:sz w:val="18"/>
+              </w:rPr>
+              <w:t>Tenure = renter; blocks elevation and buyout</w:t>
+            </w:r>
+          </w:p>
+        </w:tc>
+      </w:tr>
+      <w:tr>
+        <w:tc>
+          <w:tcPr>
+            <w:tcW w:type="dxa" w:w="1872"/>
+          </w:tcPr>
+          <w:p>
+            <w:pPr>
+              <w:spacing w:after="0" w:before="0" w:line="240" w:lineRule="auto"/>
+              <w:jc w:val="left"/>
+            </w:pPr>
+            <w:r/>
+            <w:r>
+              <w:rPr>
+                <w:rFonts w:ascii="Times New Roman" w:hAnsi="Times New Roman" w:eastAsia="Times New Roman"/>
+                <w:b w:val="0"/>
+                <w:i w:val="0"/>
+                <w:sz w:val="18"/>
+              </w:rPr>
+              <w:t>9</w:t>
+            </w:r>
+          </w:p>
+        </w:tc>
+        <w:tc>
+          <w:tcPr>
+            <w:tcW w:type="dxa" w:w="1872"/>
+          </w:tcPr>
+          <w:p>
+            <w:pPr>
+              <w:spacing w:after="0" w:before="0" w:line="240" w:lineRule="auto"/>
+              <w:jc w:val="center"/>
+            </w:pPr>
+            <w:r/>
+            <w:r>
+              <w:rPr>
+                <w:rFonts w:ascii="Times New Roman" w:hAnsi="Times New Roman" w:eastAsia="Times New Roman"/>
+                <w:b w:val="0"/>
+                <w:i w:val="0"/>
+                <w:sz w:val="18"/>
+              </w:rPr>
+              <w:t>Elevation affordability</w:t>
+            </w:r>
+          </w:p>
+        </w:tc>
+        <w:tc>
+          <w:tcPr>
+            <w:tcW w:type="dxa" w:w="1872"/>
+          </w:tcPr>
+          <w:p>
+            <w:pPr>
+              <w:spacing w:after="0" w:before="0" w:line="240" w:lineRule="auto"/>
+              <w:jc w:val="center"/>
+            </w:pPr>
+            <w:r/>
+            <w:r>
+              <w:rPr>
+                <w:rFonts w:ascii="Times New Roman" w:hAnsi="Times New Roman" w:eastAsia="Times New Roman"/>
+                <w:b w:val="0"/>
+                <w:i w:val="0"/>
+                <w:sz w:val="18"/>
+              </w:rPr>
+              <w:t>Financial</w:t>
+            </w:r>
+          </w:p>
+        </w:tc>
+        <w:tc>
+          <w:tcPr>
+            <w:tcW w:type="dxa" w:w="1872"/>
+          </w:tcPr>
+          <w:p>
+            <w:pPr>
+              <w:spacing w:after="0" w:before="0" w:line="240" w:lineRule="auto"/>
+              <w:jc w:val="center"/>
+            </w:pPr>
+            <w:r/>
+            <w:r>
+              <w:rPr>
+                <w:rFonts w:ascii="Times New Roman" w:hAnsi="Times New Roman" w:eastAsia="Times New Roman"/>
+                <w:b w:val="0"/>
+                <w:i w:val="0"/>
+                <w:sz w:val="18"/>
+              </w:rPr>
+              <w:t>ERROR</w:t>
+            </w:r>
+          </w:p>
+        </w:tc>
+        <w:tc>
+          <w:tcPr>
+            <w:tcW w:type="dxa" w:w="1872"/>
+          </w:tcPr>
+          <w:p>
+            <w:pPr>
+              <w:spacing w:after="0" w:before="0" w:line="240" w:lineRule="auto"/>
+              <w:jc w:val="center"/>
+            </w:pPr>
+            <w:r/>
+            <w:r>
+              <w:rPr>
+                <w:rFonts w:ascii="Times New Roman" w:hAnsi="Times New Roman" w:eastAsia="Times New Roman"/>
+                <w:b w:val="0"/>
+                <w:i w:val="0"/>
+                <w:sz w:val="18"/>
+              </w:rPr>
+              <w:t>Savings &lt; elevation cost; blocks elevate</w:t>
+            </w:r>
+          </w:p>
+        </w:tc>
+      </w:tr>
+      <w:tr>
+        <w:tc>
+          <w:tcPr>
+            <w:tcW w:type="dxa" w:w="1872"/>
+          </w:tcPr>
+          <w:p>
+            <w:pPr>
+              <w:spacing w:after="0" w:before="0" w:line="240" w:lineRule="auto"/>
+              <w:jc w:val="left"/>
+            </w:pPr>
+            <w:r/>
+            <w:r>
+              <w:rPr>
+                <w:rFonts w:ascii="Times New Roman" w:hAnsi="Times New Roman" w:eastAsia="Times New Roman"/>
+                <w:b w:val="0"/>
+                <w:i w:val="0"/>
+                <w:sz w:val="18"/>
+              </w:rPr>
+            </w:r>
+          </w:p>
+        </w:tc>
+        <w:tc>
+          <w:tcPr>
+            <w:tcW w:type="dxa" w:w="1872"/>
+          </w:tcPr>
+          <w:p>
+            <w:pPr>
+              <w:spacing w:after="0" w:before="0" w:line="240" w:lineRule="auto"/>
+              <w:jc w:val="center"/>
+            </w:pPr>
+            <w:r/>
+            <w:r>
+              <w:rPr>
+                <w:rFonts w:ascii="Times New Roman" w:hAnsi="Times New Roman" w:eastAsia="Times New Roman"/>
+                <w:b w:val="0"/>
+                <w:i w:val="0"/>
+                <w:sz w:val="18"/>
+              </w:rPr>
+            </w:r>
+            <w:r>
+              <w:rPr>
+                <w:rFonts w:ascii="Times New Roman" w:hAnsi="Times New Roman" w:eastAsia="Times New Roman"/>
+                <w:b/>
+                <w:i w:val="0"/>
+                <w:sz w:val="18"/>
+              </w:rPr>
+              <w:t>Epistemic guardrails (LLM-specific)</w:t>
+            </w:r>
+            <w:r>
+              <w:rPr>
+                <w:rFonts w:ascii="Times New Roman" w:hAnsi="Times New Roman" w:eastAsia="Times New Roman"/>
+                <w:b w:val="0"/>
+                <w:i w:val="0"/>
+                <w:sz w:val="18"/>
+              </w:rPr>
+            </w:r>
+          </w:p>
+        </w:tc>
+        <w:tc>
+          <w:tcPr>
+            <w:tcW w:type="dxa" w:w="1872"/>
+          </w:tcPr>
+          <w:p>
+            <w:pPr>
+              <w:spacing w:after="0" w:before="0" w:line="240" w:lineRule="auto"/>
+              <w:jc w:val="center"/>
+            </w:pPr>
+            <w:r/>
+            <w:r>
+              <w:rPr>
+                <w:rFonts w:ascii="Times New Roman" w:hAnsi="Times New Roman" w:eastAsia="Times New Roman"/>
+                <w:b w:val="0"/>
+                <w:i w:val="0"/>
+                <w:sz w:val="18"/>
+              </w:rPr>
+            </w:r>
+          </w:p>
+        </w:tc>
+        <w:tc>
+          <w:tcPr>
+            <w:tcW w:type="dxa" w:w="1872"/>
+          </w:tcPr>
+          <w:p>
+            <w:pPr>
+              <w:spacing w:after="0" w:before="0" w:line="240" w:lineRule="auto"/>
+              <w:jc w:val="center"/>
+            </w:pPr>
+            <w:r/>
+            <w:r>
+              <w:rPr>
+                <w:rFonts w:ascii="Times New Roman" w:hAnsi="Times New Roman" w:eastAsia="Times New Roman"/>
+                <w:b w:val="0"/>
+                <w:i w:val="0"/>
+                <w:sz w:val="18"/>
+              </w:rPr>
+            </w:r>
+          </w:p>
+        </w:tc>
+        <w:tc>
+          <w:tcPr>
+            <w:tcW w:type="dxa" w:w="1872"/>
+          </w:tcPr>
+          <w:p>
+            <w:pPr>
+              <w:spacing w:after="0" w:before="0" w:line="240" w:lineRule="auto"/>
+              <w:jc w:val="center"/>
+            </w:pPr>
+            <w:r/>
+            <w:r>
+              <w:rPr>
+                <w:rFonts w:ascii="Times New Roman" w:hAnsi="Times New Roman" w:eastAsia="Times New Roman"/>
+                <w:b w:val="0"/>
+                <w:i w:val="0"/>
+                <w:sz w:val="18"/>
+              </w:rPr>
+            </w:r>
+          </w:p>
+        </w:tc>
+      </w:tr>
+      <w:tr>
+        <w:tc>
+          <w:tcPr>
+            <w:tcW w:type="dxa" w:w="1872"/>
+          </w:tcPr>
+          <w:p>
+            <w:pPr>
+              <w:spacing w:after="0" w:before="0" w:line="240" w:lineRule="auto"/>
+              <w:jc w:val="left"/>
+            </w:pPr>
+            <w:r/>
+            <w:r>
+              <w:rPr>
+                <w:rFonts w:ascii="Times New Roman" w:hAnsi="Times New Roman" w:eastAsia="Times New Roman"/>
+                <w:b w:val="0"/>
+                <w:i w:val="0"/>
+                <w:sz w:val="18"/>
+              </w:rPr>
+              <w:t>10</w:t>
+            </w:r>
+          </w:p>
+        </w:tc>
+        <w:tc>
+          <w:tcPr>
+            <w:tcW w:type="dxa" w:w="1872"/>
+          </w:tcPr>
+          <w:p>
+            <w:pPr>
+              <w:spacing w:after="0" w:before="0" w:line="240" w:lineRule="auto"/>
+              <w:jc w:val="center"/>
+            </w:pPr>
+            <w:r/>
+            <w:r>
+              <w:rPr>
+                <w:rFonts w:ascii="Times New Roman" w:hAnsi="Times New Roman" w:eastAsia="Times New Roman"/>
+                <w:b w:val="0"/>
+                <w:i w:val="0"/>
+                <w:sz w:val="18"/>
+              </w:rPr>
+              <w:t>Majority-deviation warning</w:t>
+            </w:r>
+          </w:p>
+        </w:tc>
+        <w:tc>
+          <w:tcPr>
+            <w:tcW w:type="dxa" w:w="1872"/>
+          </w:tcPr>
+          <w:p>
+            <w:pPr>
+              <w:spacing w:after="0" w:before="0" w:line="240" w:lineRule="auto"/>
+              <w:jc w:val="center"/>
+            </w:pPr>
+            <w:r/>
+            <w:r>
+              <w:rPr>
+                <w:rFonts w:ascii="Times New Roman" w:hAnsi="Times New Roman" w:eastAsia="Times New Roman"/>
+                <w:b w:val="0"/>
+                <w:i w:val="0"/>
+                <w:sz w:val="18"/>
+              </w:rPr>
+              <w:t>Social</w:t>
+            </w:r>
+          </w:p>
+        </w:tc>
+        <w:tc>
+          <w:tcPr>
+            <w:tcW w:type="dxa" w:w="1872"/>
+          </w:tcPr>
+          <w:p>
+            <w:pPr>
+              <w:spacing w:after="0" w:before="0" w:line="240" w:lineRule="auto"/>
+              <w:jc w:val="center"/>
+            </w:pPr>
+            <w:r/>
+            <w:r>
+              <w:rPr>
+                <w:rFonts w:ascii="Times New Roman" w:hAnsi="Times New Roman" w:eastAsia="Times New Roman"/>
+                <w:b w:val="0"/>
+                <w:i w:val="0"/>
+                <w:sz w:val="18"/>
+              </w:rPr>
+              <w:t>WARNING</w:t>
+            </w:r>
+          </w:p>
+        </w:tc>
+        <w:tc>
+          <w:tcPr>
+            <w:tcW w:type="dxa" w:w="1872"/>
+          </w:tcPr>
+          <w:p>
+            <w:pPr>
+              <w:spacing w:after="0" w:before="0" w:line="240" w:lineRule="auto"/>
+              <w:jc w:val="center"/>
+            </w:pPr>
+            <w:r/>
+            <w:r>
+              <w:rPr>
+                <w:rFonts w:ascii="Times New Roman" w:hAnsi="Times New Roman" w:eastAsia="Times New Roman"/>
+                <w:b w:val="0"/>
+                <w:i w:val="0"/>
+                <w:sz w:val="18"/>
+              </w:rPr>
+              <w:t>&gt; 50% neighbours adapted but agent chooses do_nothing</w:t>
+            </w:r>
+          </w:p>
+        </w:tc>
+      </w:tr>
+      <w:tr>
+        <w:tc>
+          <w:tcPr>
+            <w:tcW w:type="dxa" w:w="1872"/>
+          </w:tcPr>
+          <w:p>
+            <w:pPr>
+              <w:spacing w:after="0" w:before="0" w:line="240" w:lineRule="auto"/>
+              <w:jc w:val="left"/>
+            </w:pPr>
+            <w:r/>
+            <w:r>
+              <w:rPr>
+                <w:rFonts w:ascii="Times New Roman" w:hAnsi="Times New Roman" w:eastAsia="Times New Roman"/>
+                <w:b w:val="0"/>
+                <w:i w:val="0"/>
+                <w:sz w:val="18"/>
+              </w:rPr>
+              <w:t>11</w:t>
+            </w:r>
+          </w:p>
+        </w:tc>
+        <w:tc>
+          <w:tcPr>
+            <w:tcW w:type="dxa" w:w="1872"/>
+          </w:tcPr>
+          <w:p>
+            <w:pPr>
+              <w:spacing w:after="0" w:before="0" w:line="240" w:lineRule="auto"/>
+              <w:jc w:val="center"/>
+            </w:pPr>
+            <w:r/>
+            <w:r>
+              <w:rPr>
+                <w:rFonts w:ascii="Times New Roman" w:hAnsi="Times New Roman" w:eastAsia="Times New Roman"/>
+                <w:b w:val="0"/>
+                <w:i w:val="0"/>
+                <w:sz w:val="18"/>
+              </w:rPr>
+              <w:t>Social-proof hallucination</w:t>
+            </w:r>
+          </w:p>
+        </w:tc>
+        <w:tc>
+          <w:tcPr>
+            <w:tcW w:type="dxa" w:w="1872"/>
+          </w:tcPr>
+          <w:p>
+            <w:pPr>
+              <w:spacing w:after="0" w:before="0" w:line="240" w:lineRule="auto"/>
+              <w:jc w:val="center"/>
+            </w:pPr>
+            <w:r/>
+            <w:r>
+              <w:rPr>
+                <w:rFonts w:ascii="Times New Roman" w:hAnsi="Times New Roman" w:eastAsia="Times New Roman"/>
+                <w:b w:val="0"/>
+                <w:i w:val="0"/>
+                <w:sz w:val="18"/>
+              </w:rPr>
+              <w:t>Semantic</w:t>
+            </w:r>
+          </w:p>
+        </w:tc>
+        <w:tc>
+          <w:tcPr>
+            <w:tcW w:type="dxa" w:w="1872"/>
+          </w:tcPr>
+          <w:p>
+            <w:pPr>
+              <w:spacing w:after="0" w:before="0" w:line="240" w:lineRule="auto"/>
+              <w:jc w:val="center"/>
+            </w:pPr>
+            <w:r/>
+            <w:r>
+              <w:rPr>
+                <w:rFonts w:ascii="Times New Roman" w:hAnsi="Times New Roman" w:eastAsia="Times New Roman"/>
+                <w:b w:val="0"/>
+                <w:i w:val="0"/>
+                <w:sz w:val="18"/>
+              </w:rPr>
+              <w:t>WARNING</w:t>
+            </w:r>
+          </w:p>
+        </w:tc>
+        <w:tc>
+          <w:tcPr>
+            <w:tcW w:type="dxa" w:w="1872"/>
+          </w:tcPr>
+          <w:p>
+            <w:pPr>
+              <w:spacing w:after="0" w:before="0" w:line="240" w:lineRule="auto"/>
+              <w:jc w:val="center"/>
+            </w:pPr>
+            <w:r/>
+            <w:r>
+              <w:rPr>
+                <w:rFonts w:ascii="Times New Roman" w:hAnsi="Times New Roman" w:eastAsia="Times New Roman"/>
+                <w:b w:val="0"/>
+                <w:i w:val="0"/>
+                <w:sz w:val="18"/>
+              </w:rPr>
+              <w:t>Reasoning cites neighbours but agent has 0 neighbours</w:t>
+            </w:r>
+          </w:p>
+        </w:tc>
+      </w:tr>
+      <w:tr>
+        <w:tc>
+          <w:tcPr>
+            <w:tcW w:type="dxa" w:w="1872"/>
+          </w:tcPr>
+          <w:p>
+            <w:pPr>
+              <w:spacing w:after="0" w:before="0" w:line="240" w:lineRule="auto"/>
+              <w:jc w:val="left"/>
+            </w:pPr>
+            <w:r/>
+            <w:r>
+              <w:rPr>
+                <w:rFonts w:ascii="Times New Roman" w:hAnsi="Times New Roman" w:eastAsia="Times New Roman"/>
+                <w:b w:val="0"/>
+                <w:i w:val="0"/>
+                <w:sz w:val="18"/>
+              </w:rPr>
+              <w:t>12</w:t>
+            </w:r>
+          </w:p>
+        </w:tc>
+        <w:tc>
+          <w:tcPr>
+            <w:tcW w:type="dxa" w:w="1872"/>
+          </w:tcPr>
+          <w:p>
+            <w:pPr>
+              <w:spacing w:after="0" w:before="0" w:line="240" w:lineRule="auto"/>
+              <w:jc w:val="center"/>
+            </w:pPr>
+            <w:r/>
+            <w:r>
+              <w:rPr>
+                <w:rFonts w:ascii="Times New Roman" w:hAnsi="Times New Roman" w:eastAsia="Times New Roman"/>
+                <w:b w:val="0"/>
+                <w:i w:val="0"/>
+                <w:sz w:val="18"/>
+              </w:rPr>
+              <w:t>Temporal grounding</w:t>
+            </w:r>
+          </w:p>
+        </w:tc>
+        <w:tc>
+          <w:tcPr>
+            <w:tcW w:type="dxa" w:w="1872"/>
+          </w:tcPr>
+          <w:p>
+            <w:pPr>
+              <w:spacing w:after="0" w:before="0" w:line="240" w:lineRule="auto"/>
+              <w:jc w:val="center"/>
+            </w:pPr>
+            <w:r/>
+            <w:r>
+              <w:rPr>
+                <w:rFonts w:ascii="Times New Roman" w:hAnsi="Times New Roman" w:eastAsia="Times New Roman"/>
+                <w:b w:val="0"/>
+                <w:i w:val="0"/>
+                <w:sz w:val="18"/>
+              </w:rPr>
+              <w:t>Semantic</w:t>
+            </w:r>
+          </w:p>
+        </w:tc>
+        <w:tc>
+          <w:tcPr>
+            <w:tcW w:type="dxa" w:w="1872"/>
+          </w:tcPr>
+          <w:p>
+            <w:pPr>
+              <w:spacing w:after="0" w:before="0" w:line="240" w:lineRule="auto"/>
+              <w:jc w:val="center"/>
+            </w:pPr>
+            <w:r/>
+            <w:r>
+              <w:rPr>
+                <w:rFonts w:ascii="Times New Roman" w:hAnsi="Times New Roman" w:eastAsia="Times New Roman"/>
+                <w:b w:val="0"/>
+                <w:i w:val="0"/>
+                <w:sz w:val="18"/>
+              </w:rPr>
+              <w:t>WARNING</w:t>
+            </w:r>
+          </w:p>
+        </w:tc>
+        <w:tc>
+          <w:tcPr>
+            <w:tcW w:type="dxa" w:w="1872"/>
+          </w:tcPr>
+          <w:p>
+            <w:pPr>
+              <w:spacing w:after="0" w:before="0" w:line="240" w:lineRule="auto"/>
+              <w:jc w:val="center"/>
+            </w:pPr>
+            <w:r/>
+            <w:r>
+              <w:rPr>
+                <w:rFonts w:ascii="Times New Roman" w:hAnsi="Times New Roman" w:eastAsia="Times New Roman"/>
+                <w:b w:val="0"/>
+                <w:i w:val="0"/>
+                <w:sz w:val="18"/>
+              </w:rPr>
+              <w:t>Reasoning references floods that did not occur</w:t>
+            </w:r>
+          </w:p>
+        </w:tc>
+      </w:tr>
+      <w:tr>
+        <w:tc>
+          <w:tcPr>
+            <w:tcW w:type="dxa" w:w="1872"/>
+          </w:tcPr>
+          <w:p>
+            <w:pPr>
+              <w:spacing w:after="0" w:before="0" w:line="240" w:lineRule="auto"/>
+              <w:jc w:val="left"/>
+            </w:pPr>
+            <w:r/>
+            <w:r>
+              <w:rPr>
+                <w:rFonts w:ascii="Times New Roman" w:hAnsi="Times New Roman" w:eastAsia="Times New Roman"/>
+                <w:b w:val="0"/>
+                <w:i w:val="0"/>
+                <w:sz w:val="18"/>
+              </w:rPr>
+              <w:t>13</w:t>
+            </w:r>
+          </w:p>
+        </w:tc>
+        <w:tc>
+          <w:tcPr>
+            <w:tcW w:type="dxa" w:w="1872"/>
+          </w:tcPr>
+          <w:p>
+            <w:pPr>
+              <w:spacing w:after="0" w:before="0" w:line="240" w:lineRule="auto"/>
+              <w:jc w:val="center"/>
+            </w:pPr>
+            <w:r/>
+            <w:r>
+              <w:rPr>
+                <w:rFonts w:ascii="Times New Roman" w:hAnsi="Times New Roman" w:eastAsia="Times New Roman"/>
+                <w:b w:val="0"/>
+                <w:i w:val="0"/>
+                <w:sz w:val="18"/>
+              </w:rPr>
+              <w:t>State consistency</w:t>
+            </w:r>
+          </w:p>
+        </w:tc>
+        <w:tc>
+          <w:tcPr>
+            <w:tcW w:type="dxa" w:w="1872"/>
+          </w:tcPr>
+          <w:p>
+            <w:pPr>
+              <w:spacing w:after="0" w:before="0" w:line="240" w:lineRule="auto"/>
+              <w:jc w:val="center"/>
+            </w:pPr>
+            <w:r/>
+            <w:r>
+              <w:rPr>
+                <w:rFonts w:ascii="Times New Roman" w:hAnsi="Times New Roman" w:eastAsia="Times New Roman"/>
+                <w:b w:val="0"/>
+                <w:i w:val="0"/>
+                <w:sz w:val="18"/>
+              </w:rPr>
+              <w:t>Semantic</w:t>
+            </w:r>
+          </w:p>
+        </w:tc>
+        <w:tc>
+          <w:tcPr>
+            <w:tcW w:type="dxa" w:w="1872"/>
+          </w:tcPr>
+          <w:p>
+            <w:pPr>
+              <w:spacing w:after="0" w:before="0" w:line="240" w:lineRule="auto"/>
+              <w:jc w:val="center"/>
+            </w:pPr>
+            <w:r/>
+            <w:r>
+              <w:rPr>
+                <w:rFonts w:ascii="Times New Roman" w:hAnsi="Times New Roman" w:eastAsia="Times New Roman"/>
+                <w:b w:val="0"/>
+                <w:i w:val="0"/>
+                <w:sz w:val="18"/>
+              </w:rPr>
+              <w:t>WARNING</w:t>
+            </w:r>
+          </w:p>
+        </w:tc>
+        <w:tc>
+          <w:tcPr>
+            <w:tcW w:type="dxa" w:w="1872"/>
+          </w:tcPr>
+          <w:p>
+            <w:pPr>
+              <w:spacing w:after="0" w:before="0" w:line="240" w:lineRule="auto"/>
+              <w:jc w:val="center"/>
+            </w:pPr>
+            <w:r/>
+            <w:r>
+              <w:rPr>
+                <w:rFonts w:ascii="Times New Roman" w:hAnsi="Times New Roman" w:eastAsia="Times New Roman"/>
+                <w:b w:val="0"/>
+                <w:i w:val="0"/>
+                <w:sz w:val="18"/>
+              </w:rPr>
+              <w:t>Reasoning contradicts known agent state variables</w:t>
+            </w:r>
+          </w:p>
+        </w:tc>
+      </w:tr>
+    </w:tbl>
     <w:p>
       <w:pPr>
-        <w:spacing w:after="0" w:before="0" w:line="480" w:lineRule="auto"/>
-        <w:ind w:firstLine="432"/>
+        <w:spacing w:after="160" w:before="40" w:line="480" w:lineRule="auto"/>
         <w:jc w:val="both"/>
       </w:pPr>
       <w:r>
         <w:rPr>
           <w:rFonts w:ascii="Times New Roman" w:hAnsi="Times New Roman" w:eastAsia="Times New Roman"/>
           <w:b w:val="0"/>
-          <w:i w:val="0"/>
-          <w:sz w:val="22"/>
+          <w:i/>
+          <w:sz w:val="18"/>
         </w:rPr>
-        <w:t>Protection Motivation Theory (PMT)-based governance framework with four validator classes:</w:t>
-      </w:r>
-    </w:p>
-    <w:p>
-      <w:pPr>
-        <w:spacing w:after="40" w:before="40" w:line="480" w:lineRule="auto"/>
-        <w:ind w:left="720"/>
-        <w:jc w:val="both"/>
-      </w:pPr>
-      <w:r>
-        <w:rPr>
-          <w:rFonts w:ascii="Times New Roman" w:hAnsi="Times New Roman" w:eastAsia="Times New Roman"/>
-          <w:b w:val="0"/>
-          <w:i w:val="0"/>
-          <w:sz w:val="22"/>
-        </w:rPr>
-        <w:t xml:space="preserve">1. </w:t>
-      </w:r>
-      <w:r>
-        <w:rPr>
-          <w:rFonts w:ascii="Times New Roman" w:hAnsi="Times New Roman" w:eastAsia="Times New Roman"/>
-          <w:b/>
-          <w:i w:val="0"/>
-          <w:sz w:val="22"/>
-        </w:rPr>
-        <w:t>Threat-appraisal alignment</w:t>
-      </w:r>
-      <w:r>
-        <w:rPr>
-          <w:rFonts w:ascii="Times New Roman" w:hAnsi="Times New Roman" w:eastAsia="Times New Roman"/>
-          <w:b w:val="0"/>
-          <w:i w:val="0"/>
-          <w:sz w:val="22"/>
-        </w:rPr>
-        <w:t>: Blocks mitigation actions (elevate, insure) when agent appraises flood risk as low</w:t>
-      </w:r>
-    </w:p>
-    <w:p>
-      <w:pPr>
-        <w:spacing w:after="40" w:before="40" w:line="480" w:lineRule="auto"/>
-        <w:ind w:left="720"/>
-        <w:jc w:val="both"/>
-      </w:pPr>
-      <w:r>
-        <w:rPr>
-          <w:rFonts w:ascii="Times New Roman" w:hAnsi="Times New Roman" w:eastAsia="Times New Roman"/>
-          <w:b w:val="0"/>
-          <w:i w:val="0"/>
-          <w:sz w:val="22"/>
-        </w:rPr>
-        <w:t xml:space="preserve">2. </w:t>
-      </w:r>
-      <w:r>
-        <w:rPr>
-          <w:rFonts w:ascii="Times New Roman" w:hAnsi="Times New Roman" w:eastAsia="Times New Roman"/>
-          <w:b/>
-          <w:i w:val="0"/>
-          <w:sz w:val="22"/>
-        </w:rPr>
-        <w:t>Coping-appraisal alignment</w:t>
-      </w:r>
-      <w:r>
-        <w:rPr>
-          <w:rFonts w:ascii="Times New Roman" w:hAnsi="Times New Roman" w:eastAsia="Times New Roman"/>
-          <w:b w:val="0"/>
-          <w:i w:val="0"/>
-          <w:sz w:val="22"/>
-        </w:rPr>
-        <w:t>: Blocks actions when agent rates their self-efficacy or response efficacy as insufficient</w:t>
-      </w:r>
-    </w:p>
-    <w:p>
-      <w:pPr>
-        <w:spacing w:after="40" w:before="40" w:line="480" w:lineRule="auto"/>
-        <w:ind w:left="720"/>
-        <w:jc w:val="both"/>
-      </w:pPr>
-      <w:r>
-        <w:rPr>
-          <w:rFonts w:ascii="Times New Roman" w:hAnsi="Times New Roman" w:eastAsia="Times New Roman"/>
-          <w:b w:val="0"/>
-          <w:i w:val="0"/>
-          <w:sz w:val="22"/>
-        </w:rPr>
-        <w:t xml:space="preserve">3. </w:t>
-      </w:r>
-      <w:r>
-        <w:rPr>
-          <w:rFonts w:ascii="Times New Roman" w:hAnsi="Times New Roman" w:eastAsia="Times New Roman"/>
-          <w:b/>
-          <w:i w:val="0"/>
-          <w:sz w:val="22"/>
-        </w:rPr>
-        <w:t>Physical feasibility</w:t>
-      </w:r>
-      <w:r>
-        <w:rPr>
-          <w:rFonts w:ascii="Times New Roman" w:hAnsi="Times New Roman" w:eastAsia="Times New Roman"/>
-          <w:b w:val="0"/>
-          <w:i w:val="0"/>
-          <w:sz w:val="22"/>
-        </w:rPr>
-        <w:t>: Enforces wealth constraints, rental status restrictions, and sequential elevation limits</w:t>
-      </w:r>
-    </w:p>
-    <w:p>
-      <w:pPr>
-        <w:spacing w:after="40" w:before="40" w:line="480" w:lineRule="auto"/>
-        <w:ind w:left="720"/>
-        <w:jc w:val="both"/>
-      </w:pPr>
-      <w:r>
-        <w:rPr>
-          <w:rFonts w:ascii="Times New Roman" w:hAnsi="Times New Roman" w:eastAsia="Times New Roman"/>
-          <w:b w:val="0"/>
-          <w:i w:val="0"/>
-          <w:sz w:val="22"/>
-        </w:rPr>
-        <w:t xml:space="preserve">4. </w:t>
-      </w:r>
-      <w:r>
-        <w:rPr>
-          <w:rFonts w:ascii="Times New Roman" w:hAnsi="Times New Roman" w:eastAsia="Times New Roman"/>
-          <w:b/>
-          <w:i w:val="0"/>
-          <w:sz w:val="22"/>
-        </w:rPr>
-        <w:t>Re-elevation block</w:t>
-      </w:r>
-      <w:r>
-        <w:rPr>
-          <w:rFonts w:ascii="Times New Roman" w:hAnsi="Times New Roman" w:eastAsia="Times New Roman"/>
-          <w:b w:val="0"/>
-          <w:i w:val="0"/>
-          <w:sz w:val="22"/>
-        </w:rPr>
-        <w:t>: Prevents redundant elevation after prior implementation</w:t>
-      </w:r>
-    </w:p>
-    <w:p>
-      <w:pPr>
-        <w:spacing w:after="0" w:before="0" w:line="480" w:lineRule="auto"/>
-        <w:ind w:firstLine="432"/>
-        <w:jc w:val="both"/>
-      </w:pPr>
-      <w:r>
-        <w:rPr>
-          <w:rFonts w:ascii="Times New Roman" w:hAnsi="Times New Roman" w:eastAsia="Times New Roman"/>
-          <w:b w:val="0"/>
-          <w:i w:val="0"/>
-          <w:sz w:val="22"/>
-        </w:rPr>
-        <w:t>All validators operated at severity level ERROR (blocking + retry), not WARNING (logging only), to ensure governance constraints actively shaped agent behaviour.</w:t>
+        <w:t>Notes: Behavioural governance rules (1–4) are derived from Protection Motivation Theory and constitute the paper's primary governance contribution. The same rules are applied post-hoc to compute IBR: rules 3 and 4 correspond to IBR violation types V1 (relocation under low threat) and V2 (elevation under low threat); rule 1 corresponds to V3 (inaction under extreme threat), which is excluded from the reported IBR because governance intercepted all violations before execution (see Supplementary Note 1). Rule 2 operates at WARNING severity, which for small LLMs (≤ 4B parameters) produces no measurable behavioural change — a boundary condition of soft governance. Domain constraints (5–9) enforce feasibility checks standard in any flood ABM. Epistemic guardrails (10–13) address reasoning errors unique to LLM-based agents; these operate at WARNING severity and are not included in IBR computation.</w:t>
       </w:r>
     </w:p>
     <w:p>
@@ -11863,7 +14862,7 @@
           <w:i w:val="0"/>
           <w:sz w:val="22"/>
         </w:rPr>
-        <w:t>Flood experiment (single-agent)</w:t>
+        <w:t>Flood experiment</w:t>
       </w:r>
       <w:r>
         <w:rPr>
@@ -11872,7 +14871,7 @@
           <w:i w:val="0"/>
           <w:sz w:val="22"/>
         </w:rPr>
-        <w:t>: `examples/single_agent/`</w:t>
+        <w:t>: `examples/single_agent/` (100-agent household simulation; "single_agent" refers to the single-tier agent hierarchy, as distinct from the three-tier multi-agent configuration used in a companion study)</w:t>
       </w:r>
     </w:p>
     <w:p>
@@ -11956,7 +14955,7 @@
           <w:i w:val="0"/>
           <w:sz w:val="22"/>
         </w:rPr>
-        <w:t>Raw experimental outputs (agent traces, validator logs, system state snapshots) are archived and available upon request due to size constraints (&gt;100 GB).</w:t>
+        <w:t>All simulation code and configuration files will be archived on Zenodo upon acceptance (DOI to be assigned). Raw experimental outputs (agent traces, validator logs, system state snapshots) are archived and available upon request due to size constraints (&gt;100 GB).</w:t>
       </w:r>
     </w:p>
     <w:p>
@@ -14134,6 +17133,1254 @@
           <w:sz w:val="22"/>
         </w:rPr>
         <w:t xml:space="preserve"> FQL results: `examples/irrigation_abm/results/fql_raw/seed{42,43,44}/`. Runner: `examples/irrigation_abm/run_fql_baseline.py --from-logs`. Comparison metrics: `examples/irrigation_abm/analysis/fql_comparison_metrics.py`.</w:t>
+      </w:r>
+    </w:p>
+    <w:p>
+      <w:pPr>
+        <w:spacing w:after="120" w:before="360" w:line="480" w:lineRule="auto"/>
+        <w:jc w:val="left"/>
+      </w:pPr>
+      <w:r>
+        <w:rPr>
+          <w:rFonts w:ascii="Times New Roman" w:hAnsi="Times New Roman" w:eastAsia="Times New Roman"/>
+          <w:b/>
+          <w:i w:val="0"/>
+          <w:sz w:val="24"/>
+        </w:rPr>
+        <w:t>Supplementary Note 12. Rule-Based PMT Agent Parameterization</w:t>
+      </w:r>
+    </w:p>
+    <w:p>
+      <w:pPr>
+        <w:spacing w:after="0" w:before="0" w:line="480" w:lineRule="auto"/>
+        <w:ind w:firstLine="432"/>
+        <w:jc w:val="both"/>
+      </w:pPr>
+      <w:r>
+        <w:rPr>
+          <w:rFonts w:ascii="Times New Roman" w:hAnsi="Times New Roman" w:eastAsia="Times New Roman"/>
+          <w:b w:val="0"/>
+          <w:i w:val="0"/>
+          <w:sz w:val="22"/>
+        </w:rPr>
+        <w:t>The rule-based PMT agent uses a softmax utility framework to operationalize Protection Motivation Theory. At each decision step, the agent computes utilities for four actions and selects probabilistically via softmax with temperature τ = 0.5.</w:t>
+      </w:r>
+    </w:p>
+    <w:p>
+      <w:pPr>
+        <w:spacing w:after="0" w:before="0" w:line="480" w:lineRule="auto"/>
+        <w:ind w:firstLine="432"/>
+        <w:jc w:val="both"/>
+      </w:pPr>
+      <w:r>
+        <w:rPr>
+          <w:rFonts w:ascii="Times New Roman" w:hAnsi="Times New Roman" w:eastAsia="Times New Roman"/>
+          <w:b w:val="0"/>
+          <w:i w:val="0"/>
+          <w:sz w:val="22"/>
+        </w:rPr>
+      </w:r>
+      <w:r>
+        <w:rPr>
+          <w:rFonts w:ascii="Times New Roman" w:hAnsi="Times New Roman" w:eastAsia="Times New Roman"/>
+          <w:b/>
+          <w:i w:val="0"/>
+          <w:sz w:val="22"/>
+        </w:rPr>
+        <w:t>Base utilities:</w:t>
+      </w:r>
+      <w:r>
+        <w:rPr>
+          <w:rFonts w:ascii="Times New Roman" w:hAnsi="Times New Roman" w:eastAsia="Times New Roman"/>
+          <w:b w:val="0"/>
+          <w:i w:val="0"/>
+          <w:sz w:val="22"/>
+        </w:rPr>
+      </w:r>
+    </w:p>
+    <w:tbl>
+      <w:tblPr>
+        <w:tblStyle w:val="TableGrid"/>
+        <w:tblW w:type="auto" w:w="0"/>
+        <w:jc w:val="center"/>
+        <w:tblLook w:firstColumn="1" w:firstRow="1" w:lastColumn="0" w:lastRow="0" w:noHBand="0" w:noVBand="1" w:val="04A0"/>
+      </w:tblPr>
+      <w:tblGrid>
+        <w:gridCol w:w="3120"/>
+        <w:gridCol w:w="3120"/>
+        <w:gridCol w:w="3120"/>
+      </w:tblGrid>
+      <w:tr>
+        <w:tc>
+          <w:tcPr>
+            <w:tcW w:type="dxa" w:w="3120"/>
+            <w:shd w:fill="E8E8E8" w:val="clear"/>
+          </w:tcPr>
+          <w:p>
+            <w:pPr>
+              <w:spacing w:after="0" w:before="0" w:line="240" w:lineRule="auto"/>
+              <w:jc w:val="center"/>
+            </w:pPr>
+            <w:r/>
+            <w:r>
+              <w:rPr>
+                <w:rFonts w:ascii="Times New Roman" w:hAnsi="Times New Roman" w:eastAsia="Times New Roman"/>
+                <w:b/>
+                <w:i w:val="0"/>
+                <w:sz w:val="18"/>
+              </w:rPr>
+              <w:t>Parameter</w:t>
+            </w:r>
+          </w:p>
+        </w:tc>
+        <w:tc>
+          <w:tcPr>
+            <w:tcW w:type="dxa" w:w="3120"/>
+            <w:shd w:fill="E8E8E8" w:val="clear"/>
+          </w:tcPr>
+          <w:p>
+            <w:pPr>
+              <w:spacing w:after="0" w:before="0" w:line="240" w:lineRule="auto"/>
+              <w:jc w:val="center"/>
+            </w:pPr>
+            <w:r/>
+            <w:r>
+              <w:rPr>
+                <w:rFonts w:ascii="Times New Roman" w:hAnsi="Times New Roman" w:eastAsia="Times New Roman"/>
+                <w:b/>
+                <w:i w:val="0"/>
+                <w:sz w:val="18"/>
+              </w:rPr>
+              <w:t>Value</w:t>
+            </w:r>
+          </w:p>
+        </w:tc>
+        <w:tc>
+          <w:tcPr>
+            <w:tcW w:type="dxa" w:w="3120"/>
+            <w:shd w:fill="E8E8E8" w:val="clear"/>
+          </w:tcPr>
+          <w:p>
+            <w:pPr>
+              <w:spacing w:after="0" w:before="0" w:line="240" w:lineRule="auto"/>
+              <w:jc w:val="center"/>
+            </w:pPr>
+            <w:r/>
+            <w:r>
+              <w:rPr>
+                <w:rFonts w:ascii="Times New Roman" w:hAnsi="Times New Roman" w:eastAsia="Times New Roman"/>
+                <w:b/>
+                <w:i w:val="0"/>
+                <w:sz w:val="18"/>
+              </w:rPr>
+              <w:t>Description</w:t>
+            </w:r>
+          </w:p>
+        </w:tc>
+      </w:tr>
+      <w:tr>
+        <w:tc>
+          <w:tcPr>
+            <w:tcW w:type="dxa" w:w="3120"/>
+          </w:tcPr>
+          <w:p>
+            <w:pPr>
+              <w:spacing w:after="0" w:before="0" w:line="240" w:lineRule="auto"/>
+              <w:jc w:val="left"/>
+            </w:pPr>
+            <w:r/>
+            <w:r>
+              <w:rPr>
+                <w:rFonts w:ascii="Times New Roman" w:hAnsi="Times New Roman" w:eastAsia="Times New Roman"/>
+                <w:b w:val="0"/>
+                <w:i w:val="0"/>
+                <w:sz w:val="18"/>
+              </w:rPr>
+              <w:t>U₀(do_nothing)</w:t>
+            </w:r>
+          </w:p>
+        </w:tc>
+        <w:tc>
+          <w:tcPr>
+            <w:tcW w:type="dxa" w:w="3120"/>
+          </w:tcPr>
+          <w:p>
+            <w:pPr>
+              <w:spacing w:after="0" w:before="0" w:line="240" w:lineRule="auto"/>
+              <w:jc w:val="center"/>
+            </w:pPr>
+            <w:r/>
+            <w:r>
+              <w:rPr>
+                <w:rFonts w:ascii="Times New Roman" w:hAnsi="Times New Roman" w:eastAsia="Times New Roman"/>
+                <w:b w:val="0"/>
+                <w:i w:val="0"/>
+                <w:sz w:val="18"/>
+              </w:rPr>
+              <w:t>0.6</w:t>
+            </w:r>
+          </w:p>
+        </w:tc>
+        <w:tc>
+          <w:tcPr>
+            <w:tcW w:type="dxa" w:w="3120"/>
+          </w:tcPr>
+          <w:p>
+            <w:pPr>
+              <w:spacing w:after="0" w:before="0" w:line="240" w:lineRule="auto"/>
+              <w:jc w:val="center"/>
+            </w:pPr>
+            <w:r/>
+            <w:r>
+              <w:rPr>
+                <w:rFonts w:ascii="Times New Roman" w:hAnsi="Times New Roman" w:eastAsia="Times New Roman"/>
+                <w:b w:val="0"/>
+                <w:i w:val="0"/>
+                <w:sz w:val="18"/>
+              </w:rPr>
+              <w:t>Inertia / status quo bias</w:t>
+            </w:r>
+          </w:p>
+        </w:tc>
+      </w:tr>
+      <w:tr>
+        <w:tc>
+          <w:tcPr>
+            <w:tcW w:type="dxa" w:w="3120"/>
+          </w:tcPr>
+          <w:p>
+            <w:pPr>
+              <w:spacing w:after="0" w:before="0" w:line="240" w:lineRule="auto"/>
+              <w:jc w:val="left"/>
+            </w:pPr>
+            <w:r/>
+            <w:r>
+              <w:rPr>
+                <w:rFonts w:ascii="Times New Roman" w:hAnsi="Times New Roman" w:eastAsia="Times New Roman"/>
+                <w:b w:val="0"/>
+                <w:i w:val="0"/>
+                <w:sz w:val="18"/>
+              </w:rPr>
+              <w:t>U₀(insurance)</w:t>
+            </w:r>
+          </w:p>
+        </w:tc>
+        <w:tc>
+          <w:tcPr>
+            <w:tcW w:type="dxa" w:w="3120"/>
+          </w:tcPr>
+          <w:p>
+            <w:pPr>
+              <w:spacing w:after="0" w:before="0" w:line="240" w:lineRule="auto"/>
+              <w:jc w:val="center"/>
+            </w:pPr>
+            <w:r/>
+            <w:r>
+              <w:rPr>
+                <w:rFonts w:ascii="Times New Roman" w:hAnsi="Times New Roman" w:eastAsia="Times New Roman"/>
+                <w:b w:val="0"/>
+                <w:i w:val="0"/>
+                <w:sz w:val="18"/>
+              </w:rPr>
+              <w:t>0.3</w:t>
+            </w:r>
+          </w:p>
+        </w:tc>
+        <w:tc>
+          <w:tcPr>
+            <w:tcW w:type="dxa" w:w="3120"/>
+          </w:tcPr>
+          <w:p>
+            <w:pPr>
+              <w:spacing w:after="0" w:before="0" w:line="240" w:lineRule="auto"/>
+              <w:jc w:val="center"/>
+            </w:pPr>
+            <w:r/>
+            <w:r>
+              <w:rPr>
+                <w:rFonts w:ascii="Times New Roman" w:hAnsi="Times New Roman" w:eastAsia="Times New Roman"/>
+                <w:b w:val="0"/>
+                <w:i w:val="0"/>
+                <w:sz w:val="18"/>
+              </w:rPr>
+              <w:t>Baseline insurance propensity</w:t>
+            </w:r>
+          </w:p>
+        </w:tc>
+      </w:tr>
+      <w:tr>
+        <w:tc>
+          <w:tcPr>
+            <w:tcW w:type="dxa" w:w="3120"/>
+          </w:tcPr>
+          <w:p>
+            <w:pPr>
+              <w:spacing w:after="0" w:before="0" w:line="240" w:lineRule="auto"/>
+              <w:jc w:val="left"/>
+            </w:pPr>
+            <w:r/>
+            <w:r>
+              <w:rPr>
+                <w:rFonts w:ascii="Times New Roman" w:hAnsi="Times New Roman" w:eastAsia="Times New Roman"/>
+                <w:b w:val="0"/>
+                <w:i w:val="0"/>
+                <w:sz w:val="18"/>
+              </w:rPr>
+              <w:t>U₀(elevation)</w:t>
+            </w:r>
+          </w:p>
+        </w:tc>
+        <w:tc>
+          <w:tcPr>
+            <w:tcW w:type="dxa" w:w="3120"/>
+          </w:tcPr>
+          <w:p>
+            <w:pPr>
+              <w:spacing w:after="0" w:before="0" w:line="240" w:lineRule="auto"/>
+              <w:jc w:val="center"/>
+            </w:pPr>
+            <w:r/>
+            <w:r>
+              <w:rPr>
+                <w:rFonts w:ascii="Times New Roman" w:hAnsi="Times New Roman" w:eastAsia="Times New Roman"/>
+                <w:b w:val="0"/>
+                <w:i w:val="0"/>
+                <w:sz w:val="18"/>
+              </w:rPr>
+              <w:t>0.1</w:t>
+            </w:r>
+          </w:p>
+        </w:tc>
+        <w:tc>
+          <w:tcPr>
+            <w:tcW w:type="dxa" w:w="3120"/>
+          </w:tcPr>
+          <w:p>
+            <w:pPr>
+              <w:spacing w:after="0" w:before="0" w:line="240" w:lineRule="auto"/>
+              <w:jc w:val="center"/>
+            </w:pPr>
+            <w:r/>
+            <w:r>
+              <w:rPr>
+                <w:rFonts w:ascii="Times New Roman" w:hAnsi="Times New Roman" w:eastAsia="Times New Roman"/>
+                <w:b w:val="0"/>
+                <w:i w:val="0"/>
+                <w:sz w:val="18"/>
+              </w:rPr>
+              <w:t>Baseline elevation propensity</w:t>
+            </w:r>
+          </w:p>
+        </w:tc>
+      </w:tr>
+      <w:tr>
+        <w:tc>
+          <w:tcPr>
+            <w:tcW w:type="dxa" w:w="3120"/>
+          </w:tcPr>
+          <w:p>
+            <w:pPr>
+              <w:spacing w:after="0" w:before="0" w:line="240" w:lineRule="auto"/>
+              <w:jc w:val="left"/>
+            </w:pPr>
+            <w:r/>
+            <w:r>
+              <w:rPr>
+                <w:rFonts w:ascii="Times New Roman" w:hAnsi="Times New Roman" w:eastAsia="Times New Roman"/>
+                <w:b w:val="0"/>
+                <w:i w:val="0"/>
+                <w:sz w:val="18"/>
+              </w:rPr>
+              <w:t>U₀(relocation)</w:t>
+            </w:r>
+          </w:p>
+        </w:tc>
+        <w:tc>
+          <w:tcPr>
+            <w:tcW w:type="dxa" w:w="3120"/>
+          </w:tcPr>
+          <w:p>
+            <w:pPr>
+              <w:spacing w:after="0" w:before="0" w:line="240" w:lineRule="auto"/>
+              <w:jc w:val="center"/>
+            </w:pPr>
+            <w:r/>
+            <w:r>
+              <w:rPr>
+                <w:rFonts w:ascii="Times New Roman" w:hAnsi="Times New Roman" w:eastAsia="Times New Roman"/>
+                <w:b w:val="0"/>
+                <w:i w:val="0"/>
+                <w:sz w:val="18"/>
+              </w:rPr>
+              <w:t>−1.5</w:t>
+            </w:r>
+          </w:p>
+        </w:tc>
+        <w:tc>
+          <w:tcPr>
+            <w:tcW w:type="dxa" w:w="3120"/>
+          </w:tcPr>
+          <w:p>
+            <w:pPr>
+              <w:spacing w:after="0" w:before="0" w:line="240" w:lineRule="auto"/>
+              <w:jc w:val="center"/>
+            </w:pPr>
+            <w:r/>
+            <w:r>
+              <w:rPr>
+                <w:rFonts w:ascii="Times New Roman" w:hAnsi="Times New Roman" w:eastAsia="Times New Roman"/>
+                <w:b w:val="0"/>
+                <w:i w:val="0"/>
+                <w:sz w:val="18"/>
+              </w:rPr>
+              <w:t>Relocation strongly disfavoured</w:t>
+            </w:r>
+          </w:p>
+        </w:tc>
+      </w:tr>
+    </w:tbl>
+    <w:p>
+      <w:pPr>
+        <w:spacing w:after="0" w:before="0" w:line="480" w:lineRule="auto"/>
+        <w:ind w:firstLine="432"/>
+        <w:jc w:val="both"/>
+      </w:pPr>
+      <w:r>
+        <w:rPr>
+          <w:rFonts w:ascii="Times New Roman" w:hAnsi="Times New Roman" w:eastAsia="Times New Roman"/>
+          <w:b w:val="0"/>
+          <w:i w:val="0"/>
+          <w:sz w:val="22"/>
+        </w:rPr>
+      </w:r>
+      <w:r>
+        <w:rPr>
+          <w:rFonts w:ascii="Times New Roman" w:hAnsi="Times New Roman" w:eastAsia="Times New Roman"/>
+          <w:b/>
+          <w:i w:val="0"/>
+          <w:sz w:val="22"/>
+        </w:rPr>
+        <w:t>Modifiers:</w:t>
+      </w:r>
+      <w:r>
+        <w:rPr>
+          <w:rFonts w:ascii="Times New Roman" w:hAnsi="Times New Roman" w:eastAsia="Times New Roman"/>
+          <w:b w:val="0"/>
+          <w:i w:val="0"/>
+          <w:sz w:val="22"/>
+        </w:rPr>
+      </w:r>
+    </w:p>
+    <w:tbl>
+      <w:tblPr>
+        <w:tblStyle w:val="TableGrid"/>
+        <w:tblW w:type="auto" w:w="0"/>
+        <w:jc w:val="center"/>
+        <w:tblLook w:firstColumn="1" w:firstRow="1" w:lastColumn="0" w:lastRow="0" w:noHBand="0" w:noVBand="1" w:val="04A0"/>
+      </w:tblPr>
+      <w:tblGrid>
+        <w:gridCol w:w="3120"/>
+        <w:gridCol w:w="3120"/>
+        <w:gridCol w:w="3120"/>
+      </w:tblGrid>
+      <w:tr>
+        <w:tc>
+          <w:tcPr>
+            <w:tcW w:type="dxa" w:w="3120"/>
+            <w:shd w:fill="E8E8E8" w:val="clear"/>
+          </w:tcPr>
+          <w:p>
+            <w:pPr>
+              <w:spacing w:after="0" w:before="0" w:line="240" w:lineRule="auto"/>
+              <w:jc w:val="center"/>
+            </w:pPr>
+            <w:r/>
+            <w:r>
+              <w:rPr>
+                <w:rFonts w:ascii="Times New Roman" w:hAnsi="Times New Roman" w:eastAsia="Times New Roman"/>
+                <w:b/>
+                <w:i w:val="0"/>
+                <w:sz w:val="18"/>
+              </w:rPr>
+              <w:t>Parameter</w:t>
+            </w:r>
+          </w:p>
+        </w:tc>
+        <w:tc>
+          <w:tcPr>
+            <w:tcW w:type="dxa" w:w="3120"/>
+            <w:shd w:fill="E8E8E8" w:val="clear"/>
+          </w:tcPr>
+          <w:p>
+            <w:pPr>
+              <w:spacing w:after="0" w:before="0" w:line="240" w:lineRule="auto"/>
+              <w:jc w:val="center"/>
+            </w:pPr>
+            <w:r/>
+            <w:r>
+              <w:rPr>
+                <w:rFonts w:ascii="Times New Roman" w:hAnsi="Times New Roman" w:eastAsia="Times New Roman"/>
+                <w:b/>
+                <w:i w:val="0"/>
+                <w:sz w:val="18"/>
+              </w:rPr>
+              <w:t>Value</w:t>
+            </w:r>
+          </w:p>
+        </w:tc>
+        <w:tc>
+          <w:tcPr>
+            <w:tcW w:type="dxa" w:w="3120"/>
+            <w:shd w:fill="E8E8E8" w:val="clear"/>
+          </w:tcPr>
+          <w:p>
+            <w:pPr>
+              <w:spacing w:after="0" w:before="0" w:line="240" w:lineRule="auto"/>
+              <w:jc w:val="center"/>
+            </w:pPr>
+            <w:r/>
+            <w:r>
+              <w:rPr>
+                <w:rFonts w:ascii="Times New Roman" w:hAnsi="Times New Roman" w:eastAsia="Times New Roman"/>
+                <w:b/>
+                <w:i w:val="0"/>
+                <w:sz w:val="18"/>
+              </w:rPr>
+              <w:t>Description</w:t>
+            </w:r>
+          </w:p>
+        </w:tc>
+      </w:tr>
+      <w:tr>
+        <w:tc>
+          <w:tcPr>
+            <w:tcW w:type="dxa" w:w="3120"/>
+          </w:tcPr>
+          <w:p>
+            <w:pPr>
+              <w:spacing w:after="0" w:before="0" w:line="240" w:lineRule="auto"/>
+              <w:jc w:val="left"/>
+            </w:pPr>
+            <w:r/>
+            <w:r>
+              <w:rPr>
+                <w:rFonts w:ascii="Times New Roman" w:hAnsi="Times New Roman" w:eastAsia="Times New Roman"/>
+                <w:b w:val="0"/>
+                <w:i w:val="0"/>
+                <w:sz w:val="18"/>
+              </w:rPr>
+              <w:t>Flood effect (community)</w:t>
+            </w:r>
+          </w:p>
+        </w:tc>
+        <w:tc>
+          <w:tcPr>
+            <w:tcW w:type="dxa" w:w="3120"/>
+          </w:tcPr>
+          <w:p>
+            <w:pPr>
+              <w:spacing w:after="0" w:before="0" w:line="240" w:lineRule="auto"/>
+              <w:jc w:val="center"/>
+            </w:pPr>
+            <w:r/>
+            <w:r>
+              <w:rPr>
+                <w:rFonts w:ascii="Times New Roman" w:hAnsi="Times New Roman" w:eastAsia="Times New Roman"/>
+                <w:b w:val="0"/>
+                <w:i w:val="0"/>
+                <w:sz w:val="18"/>
+              </w:rPr>
+              <w:t>+0.8</w:t>
+            </w:r>
+          </w:p>
+        </w:tc>
+        <w:tc>
+          <w:tcPr>
+            <w:tcW w:type="dxa" w:w="3120"/>
+          </w:tcPr>
+          <w:p>
+            <w:pPr>
+              <w:spacing w:after="0" w:before="0" w:line="240" w:lineRule="auto"/>
+              <w:jc w:val="center"/>
+            </w:pPr>
+            <w:r/>
+            <w:r>
+              <w:rPr>
+                <w:rFonts w:ascii="Times New Roman" w:hAnsi="Times New Roman" w:eastAsia="Times New Roman"/>
+                <w:b w:val="0"/>
+                <w:i w:val="0"/>
+                <w:sz w:val="18"/>
+              </w:rPr>
+              <w:t>Utility boost for protective actions when community flood occurs</w:t>
+            </w:r>
+          </w:p>
+        </w:tc>
+      </w:tr>
+      <w:tr>
+        <w:tc>
+          <w:tcPr>
+            <w:tcW w:type="dxa" w:w="3120"/>
+          </w:tcPr>
+          <w:p>
+            <w:pPr>
+              <w:spacing w:after="0" w:before="0" w:line="240" w:lineRule="auto"/>
+              <w:jc w:val="left"/>
+            </w:pPr>
+            <w:r/>
+            <w:r>
+              <w:rPr>
+                <w:rFonts w:ascii="Times New Roman" w:hAnsi="Times New Roman" w:eastAsia="Times New Roman"/>
+                <w:b w:val="0"/>
+                <w:i w:val="0"/>
+                <w:sz w:val="18"/>
+              </w:rPr>
+              <w:t>Flood effect (personal)</w:t>
+            </w:r>
+          </w:p>
+        </w:tc>
+        <w:tc>
+          <w:tcPr>
+            <w:tcW w:type="dxa" w:w="3120"/>
+          </w:tcPr>
+          <w:p>
+            <w:pPr>
+              <w:spacing w:after="0" w:before="0" w:line="240" w:lineRule="auto"/>
+              <w:jc w:val="center"/>
+            </w:pPr>
+            <w:r/>
+            <w:r>
+              <w:rPr>
+                <w:rFonts w:ascii="Times New Roman" w:hAnsi="Times New Roman" w:eastAsia="Times New Roman"/>
+                <w:b w:val="0"/>
+                <w:i w:val="0"/>
+                <w:sz w:val="18"/>
+              </w:rPr>
+              <w:t>+1.2</w:t>
+            </w:r>
+          </w:p>
+        </w:tc>
+        <w:tc>
+          <w:tcPr>
+            <w:tcW w:type="dxa" w:w="3120"/>
+          </w:tcPr>
+          <w:p>
+            <w:pPr>
+              <w:spacing w:after="0" w:before="0" w:line="240" w:lineRule="auto"/>
+              <w:jc w:val="center"/>
+            </w:pPr>
+            <w:r/>
+            <w:r>
+              <w:rPr>
+                <w:rFonts w:ascii="Times New Roman" w:hAnsi="Times New Roman" w:eastAsia="Times New Roman"/>
+                <w:b w:val="0"/>
+                <w:i w:val="0"/>
+                <w:sz w:val="18"/>
+              </w:rPr>
+              <w:t>Additional boost when agent personally flooded</w:t>
+            </w:r>
+          </w:p>
+        </w:tc>
+      </w:tr>
+      <w:tr>
+        <w:tc>
+          <w:tcPr>
+            <w:tcW w:type="dxa" w:w="3120"/>
+          </w:tcPr>
+          <w:p>
+            <w:pPr>
+              <w:spacing w:after="0" w:before="0" w:line="240" w:lineRule="auto"/>
+              <w:jc w:val="left"/>
+            </w:pPr>
+            <w:r/>
+            <w:r>
+              <w:rPr>
+                <w:rFonts w:ascii="Times New Roman" w:hAnsi="Times New Roman" w:eastAsia="Times New Roman"/>
+                <w:b w:val="0"/>
+                <w:i w:val="0"/>
+                <w:sz w:val="18"/>
+              </w:rPr>
+              <w:t>Grant effect on elevation</w:t>
+            </w:r>
+          </w:p>
+        </w:tc>
+        <w:tc>
+          <w:tcPr>
+            <w:tcW w:type="dxa" w:w="3120"/>
+          </w:tcPr>
+          <w:p>
+            <w:pPr>
+              <w:spacing w:after="0" w:before="0" w:line="240" w:lineRule="auto"/>
+              <w:jc w:val="center"/>
+            </w:pPr>
+            <w:r/>
+            <w:r>
+              <w:rPr>
+                <w:rFonts w:ascii="Times New Roman" w:hAnsi="Times New Roman" w:eastAsia="Times New Roman"/>
+                <w:b w:val="0"/>
+                <w:i w:val="0"/>
+                <w:sz w:val="18"/>
+              </w:rPr>
+              <w:t>+0.8</w:t>
+            </w:r>
+          </w:p>
+        </w:tc>
+        <w:tc>
+          <w:tcPr>
+            <w:tcW w:type="dxa" w:w="3120"/>
+          </w:tcPr>
+          <w:p>
+            <w:pPr>
+              <w:spacing w:after="0" w:before="0" w:line="240" w:lineRule="auto"/>
+              <w:jc w:val="center"/>
+            </w:pPr>
+            <w:r/>
+            <w:r>
+              <w:rPr>
+                <w:rFonts w:ascii="Times New Roman" w:hAnsi="Times New Roman" w:eastAsia="Times New Roman"/>
+                <w:b w:val="0"/>
+                <w:i w:val="0"/>
+                <w:sz w:val="18"/>
+              </w:rPr>
+              <w:t>Elevation utility boost when grant available</w:t>
+            </w:r>
+          </w:p>
+        </w:tc>
+      </w:tr>
+      <w:tr>
+        <w:tc>
+          <w:tcPr>
+            <w:tcW w:type="dxa" w:w="3120"/>
+          </w:tcPr>
+          <w:p>
+            <w:pPr>
+              <w:spacing w:after="0" w:before="0" w:line="240" w:lineRule="auto"/>
+              <w:jc w:val="left"/>
+            </w:pPr>
+            <w:r/>
+            <w:r>
+              <w:rPr>
+                <w:rFonts w:ascii="Times New Roman" w:hAnsi="Times New Roman" w:eastAsia="Times New Roman"/>
+                <w:b w:val="0"/>
+                <w:i w:val="0"/>
+                <w:sz w:val="18"/>
+              </w:rPr>
+              <w:t>Elevation cost</w:t>
+            </w:r>
+          </w:p>
+        </w:tc>
+        <w:tc>
+          <w:tcPr>
+            <w:tcW w:type="dxa" w:w="3120"/>
+          </w:tcPr>
+          <w:p>
+            <w:pPr>
+              <w:spacing w:after="0" w:before="0" w:line="240" w:lineRule="auto"/>
+              <w:jc w:val="center"/>
+            </w:pPr>
+            <w:r/>
+            <w:r>
+              <w:rPr>
+                <w:rFonts w:ascii="Times New Roman" w:hAnsi="Times New Roman" w:eastAsia="Times New Roman"/>
+                <w:b w:val="0"/>
+                <w:i w:val="0"/>
+                <w:sz w:val="18"/>
+              </w:rPr>
+              <w:t>−1.0</w:t>
+            </w:r>
+          </w:p>
+        </w:tc>
+        <w:tc>
+          <w:tcPr>
+            <w:tcW w:type="dxa" w:w="3120"/>
+          </w:tcPr>
+          <w:p>
+            <w:pPr>
+              <w:spacing w:after="0" w:before="0" w:line="240" w:lineRule="auto"/>
+              <w:jc w:val="center"/>
+            </w:pPr>
+            <w:r/>
+            <w:r>
+              <w:rPr>
+                <w:rFonts w:ascii="Times New Roman" w:hAnsi="Times New Roman" w:eastAsia="Times New Roman"/>
+                <w:b w:val="0"/>
+                <w:i w:val="0"/>
+                <w:sz w:val="18"/>
+              </w:rPr>
+              <w:t>Cost penalty for elevation</w:t>
+            </w:r>
+          </w:p>
+        </w:tc>
+      </w:tr>
+      <w:tr>
+        <w:tc>
+          <w:tcPr>
+            <w:tcW w:type="dxa" w:w="3120"/>
+          </w:tcPr>
+          <w:p>
+            <w:pPr>
+              <w:spacing w:after="0" w:before="0" w:line="240" w:lineRule="auto"/>
+              <w:jc w:val="left"/>
+            </w:pPr>
+            <w:r/>
+            <w:r>
+              <w:rPr>
+                <w:rFonts w:ascii="Times New Roman" w:hAnsi="Times New Roman" w:eastAsia="Times New Roman"/>
+                <w:b w:val="0"/>
+                <w:i w:val="0"/>
+                <w:sz w:val="18"/>
+              </w:rPr>
+              <w:t>Relocation cost</w:t>
+            </w:r>
+          </w:p>
+        </w:tc>
+        <w:tc>
+          <w:tcPr>
+            <w:tcW w:type="dxa" w:w="3120"/>
+          </w:tcPr>
+          <w:p>
+            <w:pPr>
+              <w:spacing w:after="0" w:before="0" w:line="240" w:lineRule="auto"/>
+              <w:jc w:val="center"/>
+            </w:pPr>
+            <w:r/>
+            <w:r>
+              <w:rPr>
+                <w:rFonts w:ascii="Times New Roman" w:hAnsi="Times New Roman" w:eastAsia="Times New Roman"/>
+                <w:b w:val="0"/>
+                <w:i w:val="0"/>
+                <w:sz w:val="18"/>
+              </w:rPr>
+              <w:t>−2.0</w:t>
+            </w:r>
+          </w:p>
+        </w:tc>
+        <w:tc>
+          <w:tcPr>
+            <w:tcW w:type="dxa" w:w="3120"/>
+          </w:tcPr>
+          <w:p>
+            <w:pPr>
+              <w:spacing w:after="0" w:before="0" w:line="240" w:lineRule="auto"/>
+              <w:jc w:val="center"/>
+            </w:pPr>
+            <w:r/>
+            <w:r>
+              <w:rPr>
+                <w:rFonts w:ascii="Times New Roman" w:hAnsi="Times New Roman" w:eastAsia="Times New Roman"/>
+                <w:b w:val="0"/>
+                <w:i w:val="0"/>
+                <w:sz w:val="18"/>
+              </w:rPr>
+              <w:t>Cost penalty for relocation</w:t>
+            </w:r>
+          </w:p>
+        </w:tc>
+      </w:tr>
+      <w:tr>
+        <w:tc>
+          <w:tcPr>
+            <w:tcW w:type="dxa" w:w="3120"/>
+          </w:tcPr>
+          <w:p>
+            <w:pPr>
+              <w:spacing w:after="0" w:before="0" w:line="240" w:lineRule="auto"/>
+              <w:jc w:val="left"/>
+            </w:pPr>
+            <w:r/>
+            <w:r>
+              <w:rPr>
+                <w:rFonts w:ascii="Times New Roman" w:hAnsi="Times New Roman" w:eastAsia="Times New Roman"/>
+                <w:b w:val="0"/>
+                <w:i w:val="0"/>
+                <w:sz w:val="18"/>
+              </w:rPr>
+              <w:t>Memory decay</w:t>
+            </w:r>
+          </w:p>
+        </w:tc>
+        <w:tc>
+          <w:tcPr>
+            <w:tcW w:type="dxa" w:w="3120"/>
+          </w:tcPr>
+          <w:p>
+            <w:pPr>
+              <w:spacing w:after="0" w:before="0" w:line="240" w:lineRule="auto"/>
+              <w:jc w:val="center"/>
+            </w:pPr>
+            <w:r/>
+            <w:r>
+              <w:rPr>
+                <w:rFonts w:ascii="Times New Roman" w:hAnsi="Times New Roman" w:eastAsia="Times New Roman"/>
+                <w:b w:val="0"/>
+                <w:i w:val="0"/>
+                <w:sz w:val="18"/>
+              </w:rPr>
+              <w:t>0.85</w:t>
+            </w:r>
+          </w:p>
+        </w:tc>
+        <w:tc>
+          <w:tcPr>
+            <w:tcW w:type="dxa" w:w="3120"/>
+          </w:tcPr>
+          <w:p>
+            <w:pPr>
+              <w:spacing w:after="0" w:before="0" w:line="240" w:lineRule="auto"/>
+              <w:jc w:val="center"/>
+            </w:pPr>
+            <w:r/>
+            <w:r>
+              <w:rPr>
+                <w:rFonts w:ascii="Times New Roman" w:hAnsi="Times New Roman" w:eastAsia="Times New Roman"/>
+                <w:b w:val="0"/>
+                <w:i w:val="0"/>
+                <w:sz w:val="18"/>
+              </w:rPr>
+              <w:t>Exponential decay rate for flood memory</w:t>
+            </w:r>
+          </w:p>
+        </w:tc>
+      </w:tr>
+      <w:tr>
+        <w:tc>
+          <w:tcPr>
+            <w:tcW w:type="dxa" w:w="3120"/>
+          </w:tcPr>
+          <w:p>
+            <w:pPr>
+              <w:spacing w:after="0" w:before="0" w:line="240" w:lineRule="auto"/>
+              <w:jc w:val="left"/>
+            </w:pPr>
+            <w:r/>
+            <w:r>
+              <w:rPr>
+                <w:rFonts w:ascii="Times New Roman" w:hAnsi="Times New Roman" w:eastAsia="Times New Roman"/>
+                <w:b w:val="0"/>
+                <w:i w:val="0"/>
+                <w:sz w:val="18"/>
+              </w:rPr>
+              <w:t>Memory coefficient (insurance)</w:t>
+            </w:r>
+          </w:p>
+        </w:tc>
+        <w:tc>
+          <w:tcPr>
+            <w:tcW w:type="dxa" w:w="3120"/>
+          </w:tcPr>
+          <w:p>
+            <w:pPr>
+              <w:spacing w:after="0" w:before="0" w:line="240" w:lineRule="auto"/>
+              <w:jc w:val="center"/>
+            </w:pPr>
+            <w:r/>
+            <w:r>
+              <w:rPr>
+                <w:rFonts w:ascii="Times New Roman" w:hAnsi="Times New Roman" w:eastAsia="Times New Roman"/>
+                <w:b w:val="0"/>
+                <w:i w:val="0"/>
+                <w:sz w:val="18"/>
+              </w:rPr>
+              <w:t>0.35</w:t>
+            </w:r>
+          </w:p>
+        </w:tc>
+        <w:tc>
+          <w:tcPr>
+            <w:tcW w:type="dxa" w:w="3120"/>
+          </w:tcPr>
+          <w:p>
+            <w:pPr>
+              <w:spacing w:after="0" w:before="0" w:line="240" w:lineRule="auto"/>
+              <w:jc w:val="center"/>
+            </w:pPr>
+            <w:r/>
+            <w:r>
+              <w:rPr>
+                <w:rFonts w:ascii="Times New Roman" w:hAnsi="Times New Roman" w:eastAsia="Times New Roman"/>
+                <w:b w:val="0"/>
+                <w:i w:val="0"/>
+                <w:sz w:val="18"/>
+              </w:rPr>
+              <w:t>Memory-driven insurance utility</w:t>
+            </w:r>
+          </w:p>
+        </w:tc>
+      </w:tr>
+      <w:tr>
+        <w:tc>
+          <w:tcPr>
+            <w:tcW w:type="dxa" w:w="3120"/>
+          </w:tcPr>
+          <w:p>
+            <w:pPr>
+              <w:spacing w:after="0" w:before="0" w:line="240" w:lineRule="auto"/>
+              <w:jc w:val="left"/>
+            </w:pPr>
+            <w:r/>
+            <w:r>
+              <w:rPr>
+                <w:rFonts w:ascii="Times New Roman" w:hAnsi="Times New Roman" w:eastAsia="Times New Roman"/>
+                <w:b w:val="0"/>
+                <w:i w:val="0"/>
+                <w:sz w:val="18"/>
+              </w:rPr>
+              <w:t>Memory coefficient (elevation)</w:t>
+            </w:r>
+          </w:p>
+        </w:tc>
+        <w:tc>
+          <w:tcPr>
+            <w:tcW w:type="dxa" w:w="3120"/>
+          </w:tcPr>
+          <w:p>
+            <w:pPr>
+              <w:spacing w:after="0" w:before="0" w:line="240" w:lineRule="auto"/>
+              <w:jc w:val="center"/>
+            </w:pPr>
+            <w:r/>
+            <w:r>
+              <w:rPr>
+                <w:rFonts w:ascii="Times New Roman" w:hAnsi="Times New Roman" w:eastAsia="Times New Roman"/>
+                <w:b w:val="0"/>
+                <w:i w:val="0"/>
+                <w:sz w:val="18"/>
+              </w:rPr>
+              <w:t>0.35</w:t>
+            </w:r>
+          </w:p>
+        </w:tc>
+        <w:tc>
+          <w:tcPr>
+            <w:tcW w:type="dxa" w:w="3120"/>
+          </w:tcPr>
+          <w:p>
+            <w:pPr>
+              <w:spacing w:after="0" w:before="0" w:line="240" w:lineRule="auto"/>
+              <w:jc w:val="center"/>
+            </w:pPr>
+            <w:r/>
+            <w:r>
+              <w:rPr>
+                <w:rFonts w:ascii="Times New Roman" w:hAnsi="Times New Roman" w:eastAsia="Times New Roman"/>
+                <w:b w:val="0"/>
+                <w:i w:val="0"/>
+                <w:sz w:val="18"/>
+              </w:rPr>
+              <w:t>Memory-driven elevation utility</w:t>
+            </w:r>
+          </w:p>
+        </w:tc>
+      </w:tr>
+      <w:tr>
+        <w:tc>
+          <w:tcPr>
+            <w:tcW w:type="dxa" w:w="3120"/>
+          </w:tcPr>
+          <w:p>
+            <w:pPr>
+              <w:spacing w:after="0" w:before="0" w:line="240" w:lineRule="auto"/>
+              <w:jc w:val="left"/>
+            </w:pPr>
+            <w:r/>
+            <w:r>
+              <w:rPr>
+                <w:rFonts w:ascii="Times New Roman" w:hAnsi="Times New Roman" w:eastAsia="Times New Roman"/>
+                <w:b w:val="0"/>
+                <w:i w:val="0"/>
+                <w:sz w:val="18"/>
+              </w:rPr>
+              <w:t>Memory coefficient (relocation)</w:t>
+            </w:r>
+          </w:p>
+        </w:tc>
+        <w:tc>
+          <w:tcPr>
+            <w:tcW w:type="dxa" w:w="3120"/>
+          </w:tcPr>
+          <w:p>
+            <w:pPr>
+              <w:spacing w:after="0" w:before="0" w:line="240" w:lineRule="auto"/>
+              <w:jc w:val="center"/>
+            </w:pPr>
+            <w:r/>
+            <w:r>
+              <w:rPr>
+                <w:rFonts w:ascii="Times New Roman" w:hAnsi="Times New Roman" w:eastAsia="Times New Roman"/>
+                <w:b w:val="0"/>
+                <w:i w:val="0"/>
+                <w:sz w:val="18"/>
+              </w:rPr>
+              <w:t>0.20</w:t>
+            </w:r>
+          </w:p>
+        </w:tc>
+        <w:tc>
+          <w:tcPr>
+            <w:tcW w:type="dxa" w:w="3120"/>
+          </w:tcPr>
+          <w:p>
+            <w:pPr>
+              <w:spacing w:after="0" w:before="0" w:line="240" w:lineRule="auto"/>
+              <w:jc w:val="center"/>
+            </w:pPr>
+            <w:r/>
+            <w:r>
+              <w:rPr>
+                <w:rFonts w:ascii="Times New Roman" w:hAnsi="Times New Roman" w:eastAsia="Times New Roman"/>
+                <w:b w:val="0"/>
+                <w:i w:val="0"/>
+                <w:sz w:val="18"/>
+              </w:rPr>
+              <w:t>Memory-driven relocation utility</w:t>
+            </w:r>
+          </w:p>
+        </w:tc>
+      </w:tr>
+      <w:tr>
+        <w:tc>
+          <w:tcPr>
+            <w:tcW w:type="dxa" w:w="3120"/>
+          </w:tcPr>
+          <w:p>
+            <w:pPr>
+              <w:spacing w:after="0" w:before="0" w:line="240" w:lineRule="auto"/>
+              <w:jc w:val="left"/>
+            </w:pPr>
+            <w:r/>
+            <w:r>
+              <w:rPr>
+                <w:rFonts w:ascii="Times New Roman" w:hAnsi="Times New Roman" w:eastAsia="Times New Roman"/>
+                <w:b w:val="0"/>
+                <w:i w:val="0"/>
+                <w:sz w:val="18"/>
+              </w:rPr>
+              <w:t>Memory coefficient (inaction)</w:t>
+            </w:r>
+          </w:p>
+        </w:tc>
+        <w:tc>
+          <w:tcPr>
+            <w:tcW w:type="dxa" w:w="3120"/>
+          </w:tcPr>
+          <w:p>
+            <w:pPr>
+              <w:spacing w:after="0" w:before="0" w:line="240" w:lineRule="auto"/>
+              <w:jc w:val="center"/>
+            </w:pPr>
+            <w:r/>
+            <w:r>
+              <w:rPr>
+                <w:rFonts w:ascii="Times New Roman" w:hAnsi="Times New Roman" w:eastAsia="Times New Roman"/>
+                <w:b w:val="0"/>
+                <w:i w:val="0"/>
+                <w:sz w:val="18"/>
+              </w:rPr>
+              <w:t>−0.20</w:t>
+            </w:r>
+          </w:p>
+        </w:tc>
+        <w:tc>
+          <w:tcPr>
+            <w:tcW w:type="dxa" w:w="3120"/>
+          </w:tcPr>
+          <w:p>
+            <w:pPr>
+              <w:spacing w:after="0" w:before="0" w:line="240" w:lineRule="auto"/>
+              <w:jc w:val="center"/>
+            </w:pPr>
+            <w:r/>
+            <w:r>
+              <w:rPr>
+                <w:rFonts w:ascii="Times New Roman" w:hAnsi="Times New Roman" w:eastAsia="Times New Roman"/>
+                <w:b w:val="0"/>
+                <w:i w:val="0"/>
+                <w:sz w:val="18"/>
+              </w:rPr>
+              <w:t>Memory discourages inaction</w:t>
+            </w:r>
+          </w:p>
+        </w:tc>
+      </w:tr>
+      <w:tr>
+        <w:tc>
+          <w:tcPr>
+            <w:tcW w:type="dxa" w:w="3120"/>
+          </w:tcPr>
+          <w:p>
+            <w:pPr>
+              <w:spacing w:after="0" w:before="0" w:line="240" w:lineRule="auto"/>
+              <w:jc w:val="left"/>
+            </w:pPr>
+            <w:r/>
+            <w:r>
+              <w:rPr>
+                <w:rFonts w:ascii="Times New Roman" w:hAnsi="Times New Roman" w:eastAsia="Times New Roman"/>
+                <w:b w:val="0"/>
+                <w:i w:val="0"/>
+                <w:sz w:val="18"/>
+              </w:rPr>
+              <w:t>Softmax temperature (τ)</w:t>
+            </w:r>
+          </w:p>
+        </w:tc>
+        <w:tc>
+          <w:tcPr>
+            <w:tcW w:type="dxa" w:w="3120"/>
+          </w:tcPr>
+          <w:p>
+            <w:pPr>
+              <w:spacing w:after="0" w:before="0" w:line="240" w:lineRule="auto"/>
+              <w:jc w:val="center"/>
+            </w:pPr>
+            <w:r/>
+            <w:r>
+              <w:rPr>
+                <w:rFonts w:ascii="Times New Roman" w:hAnsi="Times New Roman" w:eastAsia="Times New Roman"/>
+                <w:b w:val="0"/>
+                <w:i w:val="0"/>
+                <w:sz w:val="18"/>
+              </w:rPr>
+              <w:t>0.5</w:t>
+            </w:r>
+          </w:p>
+        </w:tc>
+        <w:tc>
+          <w:tcPr>
+            <w:tcW w:type="dxa" w:w="3120"/>
+          </w:tcPr>
+          <w:p>
+            <w:pPr>
+              <w:spacing w:after="0" w:before="0" w:line="240" w:lineRule="auto"/>
+              <w:jc w:val="center"/>
+            </w:pPr>
+            <w:r/>
+            <w:r>
+              <w:rPr>
+                <w:rFonts w:ascii="Times New Roman" w:hAnsi="Times New Roman" w:eastAsia="Times New Roman"/>
+                <w:b w:val="0"/>
+                <w:i w:val="0"/>
+                <w:sz w:val="18"/>
+              </w:rPr>
+              <w:t>Higher = more stochastic</w:t>
+            </w:r>
+          </w:p>
+        </w:tc>
+      </w:tr>
+    </w:tbl>
+    <w:p>
+      <w:pPr>
+        <w:spacing w:after="0" w:before="0" w:line="480" w:lineRule="auto"/>
+        <w:ind w:firstLine="432"/>
+        <w:jc w:val="both"/>
+      </w:pPr>
+      <w:r>
+        <w:rPr>
+          <w:rFonts w:ascii="Times New Roman" w:hAnsi="Times New Roman" w:eastAsia="Times New Roman"/>
+          <w:b w:val="0"/>
+          <w:i w:val="0"/>
+          <w:sz w:val="22"/>
+        </w:rPr>
+        <w:t>Base utilities were calibrated to reproduce empirical PMT patterns (Bubeck et al., 2012): high do-nothing propensity reflecting status quo bias, moderate insurance uptake, low elevation rates reflecting practical barriers, and very rare relocation. The stochastic softmax framework (rather than deterministic thresholds) generates within-population heterogeneity from agent-specific flood histories and grant exposure, providing a fair comparison against language agents that generate diversity through reasoning.</w:t>
       </w:r>
     </w:p>
     <w:p>
